--- a/Plan_de_Pruebas.docx
+++ b/Plan_de_Pruebas.docx
@@ -233,7 +233,7 @@
           <w:rFonts w:ascii="Times New Roman" w:hAnsi="Times New Roman"/>
           <w:sz w:val="24"/>
         </w:rPr>
-        <w:t>1.6. Anexo — Prueba con datos reales</w:t>
+        <w:t xml:space="preserve">1.6. Validaciones por campo (diccionario clave-valor)</w:t>
       </w:r>
     </w:p>
     <w:p>
@@ -245,7 +245,7 @@
           <w:rFonts w:ascii="Times New Roman" w:hAnsi="Times New Roman"/>
           <w:sz w:val="24"/>
         </w:rPr>
-        <w:t>1.7. Limitación conocida</w:t>
+        <w:t xml:space="preserve">1.7. CP-06 — Campos obligatorios: un mensaje por campo</w:t>
       </w:r>
     </w:p>
     <w:p>
@@ -257,7 +257,163 @@
           <w:rFonts w:ascii="Times New Roman" w:hAnsi="Times New Roman"/>
           <w:sz w:val="24"/>
         </w:rPr>
-        <w:t>1.8. Resumen</w:t>
+        <w:t xml:space="preserve">1.8. CP-07 — Patente con formato inválido</w:t>
+      </w:r>
+    </w:p>
+    <w:p>
+      <w:pPr>
+        <w:ind w:left="340"/>
+      </w:pPr>
+      <w:r>
+        <w:rPr>
+          <w:rFonts w:ascii="Times New Roman" w:hAnsi="Times New Roman"/>
+          <w:sz w:val="24"/>
+        </w:rPr>
+        <w:t xml:space="preserve">1.9. CP-08 — Marca con números</w:t>
+      </w:r>
+    </w:p>
+    <w:p>
+      <w:pPr>
+        <w:ind w:left="340"/>
+      </w:pPr>
+      <w:r>
+        <w:rPr>
+          <w:rFonts w:ascii="Times New Roman" w:hAnsi="Times New Roman"/>
+          <w:sz w:val="24"/>
+        </w:rPr>
+        <w:t xml:space="preserve">1.10. CP-09 — Año fuera de rango</w:t>
+      </w:r>
+    </w:p>
+    <w:p>
+      <w:pPr>
+        <w:ind w:left="340"/>
+      </w:pPr>
+      <w:r>
+        <w:rPr>
+          <w:rFonts w:ascii="Times New Roman" w:hAnsi="Times New Roman"/>
+          <w:sz w:val="24"/>
+        </w:rPr>
+        <w:t xml:space="preserve">1.11. CP-10 — Varios errores a la vez</w:t>
+      </w:r>
+    </w:p>
+    <w:p>
+      <w:pPr>
+        <w:ind w:left="340"/>
+      </w:pPr>
+      <w:r>
+        <w:rPr>
+          <w:rFonts w:ascii="Times New Roman" w:hAnsi="Times New Roman"/>
+          <w:sz w:val="24"/>
+        </w:rPr>
+        <w:t xml:space="preserve">1.12. CP-11 — Alta válida de vehículo</w:t>
+      </w:r>
+    </w:p>
+    <w:p>
+      <w:pPr>
+        <w:ind w:left="340"/>
+      </w:pPr>
+      <w:r>
+        <w:rPr>
+          <w:rFonts w:ascii="Times New Roman" w:hAnsi="Times New Roman"/>
+          <w:sz w:val="24"/>
+        </w:rPr>
+        <w:t xml:space="preserve">1.13. CP-12 — DNI con puntos</w:t>
+      </w:r>
+    </w:p>
+    <w:p>
+      <w:pPr>
+        <w:ind w:left="340"/>
+      </w:pPr>
+      <w:r>
+        <w:rPr>
+          <w:rFonts w:ascii="Times New Roman" w:hAnsi="Times New Roman"/>
+          <w:sz w:val="24"/>
+        </w:rPr>
+        <w:t xml:space="preserve">1.14. CP-13 — DNI con menos dígitos de los permitidos</w:t>
+      </w:r>
+    </w:p>
+    <w:p>
+      <w:pPr>
+        <w:ind w:left="340"/>
+      </w:pPr>
+      <w:r>
+        <w:rPr>
+          <w:rFonts w:ascii="Times New Roman" w:hAnsi="Times New Roman"/>
+          <w:sz w:val="24"/>
+        </w:rPr>
+        <w:t xml:space="preserve">1.15. CP-14 — Nombre con números</w:t>
+      </w:r>
+    </w:p>
+    <w:p>
+      <w:pPr>
+        <w:ind w:left="340"/>
+      </w:pPr>
+      <w:r>
+        <w:rPr>
+          <w:rFonts w:ascii="Times New Roman" w:hAnsi="Times New Roman"/>
+          <w:sz w:val="24"/>
+        </w:rPr>
+        <w:t xml:space="preserve">1.16. CP-15 — Teléfono con guiones</w:t>
+      </w:r>
+    </w:p>
+    <w:p>
+      <w:pPr>
+        <w:ind w:left="340"/>
+      </w:pPr>
+      <w:r>
+        <w:rPr>
+          <w:rFonts w:ascii="Times New Roman" w:hAnsi="Times New Roman"/>
+          <w:sz w:val="24"/>
+        </w:rPr>
+        <w:t xml:space="preserve">1.17. CP-16 — Alta válida de propietario</w:t>
+      </w:r>
+    </w:p>
+    <w:p>
+      <w:pPr>
+        <w:ind w:left="340"/>
+      </w:pPr>
+      <w:r>
+        <w:rPr>
+          <w:rFonts w:ascii="Times New Roman" w:hAnsi="Times New Roman"/>
+          <w:sz w:val="24"/>
+        </w:rPr>
+        <w:t xml:space="preserve">1.18. CP-17 — Pruebas automáticas del motor de validación</w:t>
+      </w:r>
+    </w:p>
+    <w:p>
+      <w:pPr>
+        <w:ind w:left="340"/>
+      </w:pPr>
+      <w:r>
+        <w:rPr>
+          <w:rFonts w:ascii="Times New Roman" w:hAnsi="Times New Roman"/>
+          <w:sz w:val="24"/>
+        </w:rPr>
+        <w:t>1.19. Anexo — Prueba con datos reales</w:t>
+      </w:r>
+    </w:p>
+    <w:p>
+      <w:pPr>
+        <w:ind w:left="340"/>
+      </w:pPr>
+      <w:r>
+        <w:rPr>
+          <w:rFonts w:ascii="Times New Roman" w:hAnsi="Times New Roman"/>
+          <w:sz w:val="24"/>
+        </w:rPr>
+        <w:t>1.20. Limitación conocida</w:t>
+      </w:r>
+    </w:p>
+    <w:p>
+      <w:pPr>
+        <w:ind w:left="340"/>
+      </w:pPr>
+      <w:r>
+        <w:rPr>
+          <w:rFonts w:ascii="Times New Roman" w:hAnsi="Times New Roman"/>
+          <w:sz w:val="24"/>
+        </w:rPr>
+        <w:t>1.21. Resumen</w:t>
       </w:r>
     </w:p>
     <w:p>
@@ -381,6 +537,23 @@
           <w:sz w:val="24"/>
         </w:rPr>
         <w:t>OK — _validar_campos() corta antes de insertar en la tabla. Se repitió la prueba dejando un único campo vacío (por ejemplo "Teléfono" en Propietarios), con el mismo resultado, ya que la validación es genérica y no depende de la entidad.</w:t>
+      </w:r>
+    </w:p>
+    <w:p>
+      <w:r>
+        <w:rPr>
+          <w:rFonts w:ascii="Times New Roman" w:hAnsi="Times New Roman"/>
+          <w:b/>
+          <w:sz w:val="24"/>
+        </w:rPr>
+        <w:t xml:space="preserve">Actualización (22/09/2026): </w:t>
+      </w:r>
+      <w:r>
+        <w:rPr>
+          <w:rFonts w:ascii="Times New Roman" w:hAnsi="Times New Roman"/>
+          <w:sz w:val="24"/>
+        </w:rPr>
+        <w:t xml:space="preserve">el mensaje único «Todos los campos son obligatorios.» descripto en este caso fue reemplazado por un mensaje por cada campo. Se deja el texto original para dejar asentado qué se sacó y por qué. El caso sigue cubierto: ver CP-06.</w:t>
       </w:r>
     </w:p>
     <w:p>
@@ -1100,6 +1273,2131 @@
         <w:pStyle w:val="Heading2"/>
       </w:pPr>
       <w:r>
+        <w:t>Validaciones por campo (diccionario clave-valor)</w:t>
+      </w:r>
+    </w:p>
+    <w:p>
+      <w:r>
+        <w:rPr>
+          <w:rFonts w:ascii="Times New Roman" w:hAnsi="Times New Roman"/>
+          <w:b/>
+          <w:sz w:val="24"/>
+        </w:rPr>
+        <w:t xml:space="preserve">Pedido de cátedra: </w:t>
+      </w:r>
+      <w:r>
+        <w:rPr>
+          <w:rFonts w:ascii="Times New Roman" w:hAnsi="Times New Roman"/>
+          <w:sz w:val="24"/>
+        </w:rPr>
+        <w:t xml:space="preserve">agregar validaciones a los formularios, resueltas con un diccionario clave-valor.</w:t>
+      </w:r>
+    </w:p>
+    <w:p>
+      <w:r>
+        <w:rPr>
+          <w:rFonts w:ascii="Times New Roman" w:hAnsi="Times New Roman"/>
+          <w:b/>
+          <w:sz w:val="24"/>
+        </w:rPr>
+        <w:t xml:space="preserve">Cómo se resolvió: </w:t>
+      </w:r>
+      <w:r>
+        <w:rPr>
+          <w:rFonts w:ascii="Times New Roman" w:hAnsi="Times New Roman"/>
+          <w:sz w:val="24"/>
+        </w:rPr>
+        <w:t xml:space="preserve">las reglas de cada entidad se declaran en entidades.py, en un diccionario donde la CLAVE es el nombre del campo y el VALOR es otro diccionario con sus reglas (obligatorio, tipo, largo, largo_min, largo_max, minimo, maximo y un mensaje propio opcional). Un archivo nuevo, validaciones.py, es el único que interpreta esas reglas y devuelve la lista de errores. formulario.py no sabe qué se valida: pide la lista y la muestra. Así, agregar una regla o un campo no obliga a tocar la pantalla.</w:t>
+      </w:r>
+    </w:p>
+    <w:p>
+      <w:r>
+        <w:rPr>
+          <w:rFonts w:ascii="Times New Roman" w:hAnsi="Times New Roman"/>
+          <w:b/>
+          <w:sz w:val="24"/>
+        </w:rPr>
+        <w:t xml:space="preserve">Qué se sacó: </w:t>
+      </w:r>
+      <w:r>
+        <w:rPr>
+          <w:rFonts w:ascii="Times New Roman" w:hAnsi="Times New Roman"/>
+          <w:sz w:val="24"/>
+        </w:rPr>
+        <w:t xml:space="preserve">hasta esta versión, el método _validar_campos() tenía una sola regla escrita a mano que mostraba siempre el mismo cartel: «Todos los campos son obligatorios.» Esa línea se quitó y en el código quedó comentada, junto con el motivo: avisaba siempre lo mismo y no decía cuál campo estaba mal. El caso no se perdió: pasó a ser la regla obligatorio dentro del diccionario, y se verifica en CP-06.</w:t>
+      </w:r>
+    </w:p>
+    <w:p>
+      <w:r>
+        <w:rPr>
+          <w:rFonts w:ascii="Times New Roman" w:hAnsi="Times New Roman"/>
+          <w:b/>
+          <w:sz w:val="24"/>
+        </w:rPr>
+        <w:t xml:space="preserve">Reglas cargadas para Vehículos</w:t>
+      </w:r>
+    </w:p>
+    <w:tbl>
+      <w:tblPr>
+        <w:tblW w:w="9360" w:type="dxa"/>
+        <w:tblBorders>
+          <w:top w:val="single" w:sz="4" w:space="0" w:color="808080"/>
+          <w:left w:val="single" w:sz="4" w:space="0" w:color="808080"/>
+          <w:bottom w:val="single" w:sz="4" w:space="0" w:color="808080"/>
+          <w:right w:val="single" w:sz="4" w:space="0" w:color="808080"/>
+          <w:insideH w:val="single" w:sz="4" w:space="0" w:color="808080"/>
+          <w:insideV w:val="single" w:sz="4" w:space="0" w:color="808080"/>
+        </w:tblBorders>
+        <w:tblLayout w:type="fixed"/>
+        <w:tblLook w:val="04A0"/>
+      </w:tblPr>
+      <w:tblGrid>
+        <w:gridCol w:w="1500"/>
+        <w:gridCol w:w="4400"/>
+        <w:gridCol w:w="3460"/>
+      </w:tblGrid>
+      <w:tr>
+        <w:tc>
+          <w:tcPr>
+            <w:tcW w:w="1500" w:type="dxa"/>
+            <w:shd w:val="clear" w:color="auto" w:fill="D9D9D9"/>
+          </w:tcPr>
+          <w:p>
+            <w:r>
+              <w:rPr>
+                <w:rFonts w:ascii="Times New Roman" w:hAnsi="Times New Roman"/>
+                <w:b/>
+                <w:sz w:val="20"/>
+              </w:rPr>
+              <w:t xml:space="preserve">Campo</w:t>
+            </w:r>
+          </w:p>
+        </w:tc>
+        <w:tc>
+          <w:tcPr>
+            <w:tcW w:w="4400" w:type="dxa"/>
+            <w:shd w:val="clear" w:color="auto" w:fill="D9D9D9"/>
+          </w:tcPr>
+          <w:p>
+            <w:r>
+              <w:rPr>
+                <w:rFonts w:ascii="Times New Roman" w:hAnsi="Times New Roman"/>
+                <w:b/>
+                <w:sz w:val="20"/>
+              </w:rPr>
+              <w:t xml:space="preserve">Reglas</w:t>
+            </w:r>
+          </w:p>
+        </w:tc>
+        <w:tc>
+          <w:tcPr>
+            <w:tcW w:w="3460" w:type="dxa"/>
+            <w:shd w:val="clear" w:color="auto" w:fill="D9D9D9"/>
+          </w:tcPr>
+          <w:p>
+            <w:r>
+              <w:rPr>
+                <w:rFonts w:ascii="Times New Roman" w:hAnsi="Times New Roman"/>
+                <w:b/>
+                <w:sz w:val="20"/>
+              </w:rPr>
+              <w:t xml:space="preserve">Mensaje que muestra</w:t>
+            </w:r>
+          </w:p>
+        </w:tc>
+      </w:tr>
+      <w:tr>
+        <w:tc>
+          <w:tcPr>
+            <w:tcW w:w="1500" w:type="dxa"/>
+          </w:tcPr>
+          <w:p>
+            <w:r>
+              <w:rPr>
+                <w:rFonts w:ascii="Times New Roman" w:hAnsi="Times New Roman"/>
+                <w:sz w:val="20"/>
+              </w:rPr>
+              <w:t xml:space="preserve">Patente</w:t>
+            </w:r>
+          </w:p>
+        </w:tc>
+        <w:tc>
+          <w:tcPr>
+            <w:tcW w:w="4400" w:type="dxa"/>
+          </w:tcPr>
+          <w:p>
+            <w:r>
+              <w:rPr>
+                <w:rFonts w:ascii="Times New Roman" w:hAnsi="Times New Roman"/>
+                <w:sz w:val="20"/>
+              </w:rPr>
+              <w:t xml:space="preserve">obligatorio; solo letras y números; entre 6 y 7 caracteres</w:t>
+            </w:r>
+          </w:p>
+        </w:tc>
+        <w:tc>
+          <w:tcPr>
+            <w:tcW w:w="3460" w:type="dxa"/>
+          </w:tcPr>
+          <w:p>
+            <w:r>
+              <w:rPr>
+                <w:rFonts w:ascii="Times New Roman" w:hAnsi="Times New Roman"/>
+                <w:sz w:val="20"/>
+              </w:rPr>
+              <w:t xml:space="preserve">propio: «debe tener 6 o 7 letras y números, sin espacios ni guiones (ABC123 o AA123BB)»</w:t>
+            </w:r>
+          </w:p>
+        </w:tc>
+      </w:tr>
+      <w:tr>
+        <w:tc>
+          <w:tcPr>
+            <w:tcW w:w="1500" w:type="dxa"/>
+          </w:tcPr>
+          <w:p>
+            <w:r>
+              <w:rPr>
+                <w:rFonts w:ascii="Times New Roman" w:hAnsi="Times New Roman"/>
+                <w:sz w:val="20"/>
+              </w:rPr>
+              <w:t xml:space="preserve">Marca</w:t>
+            </w:r>
+          </w:p>
+        </w:tc>
+        <w:tc>
+          <w:tcPr>
+            <w:tcW w:w="4400" w:type="dxa"/>
+          </w:tcPr>
+          <w:p>
+            <w:r>
+              <w:rPr>
+                <w:rFonts w:ascii="Times New Roman" w:hAnsi="Times New Roman"/>
+                <w:sz w:val="20"/>
+              </w:rPr>
+              <w:t xml:space="preserve">obligatorio; solo letras; entre 2 y 30 caracteres</w:t>
+            </w:r>
+          </w:p>
+        </w:tc>
+        <w:tc>
+          <w:tcPr>
+            <w:tcW w:w="3460" w:type="dxa"/>
+          </w:tcPr>
+          <w:p>
+            <w:r>
+              <w:rPr>
+                <w:rFonts w:ascii="Times New Roman" w:hAnsi="Times New Roman"/>
+                <w:sz w:val="20"/>
+              </w:rPr>
+              <w:t xml:space="preserve">automático</w:t>
+            </w:r>
+          </w:p>
+        </w:tc>
+      </w:tr>
+      <w:tr>
+        <w:tc>
+          <w:tcPr>
+            <w:tcW w:w="1500" w:type="dxa"/>
+          </w:tcPr>
+          <w:p>
+            <w:r>
+              <w:rPr>
+                <w:rFonts w:ascii="Times New Roman" w:hAnsi="Times New Roman"/>
+                <w:sz w:val="20"/>
+              </w:rPr>
+              <w:t xml:space="preserve">Modelo</w:t>
+            </w:r>
+          </w:p>
+        </w:tc>
+        <w:tc>
+          <w:tcPr>
+            <w:tcW w:w="4400" w:type="dxa"/>
+          </w:tcPr>
+          <w:p>
+            <w:r>
+              <w:rPr>
+                <w:rFonts w:ascii="Times New Roman" w:hAnsi="Times New Roman"/>
+                <w:sz w:val="20"/>
+              </w:rPr>
+              <w:t xml:space="preserve">obligatorio; hasta 30 caracteres; admite letras y números (Corolla XEI, 208, T-Cross)</w:t>
+            </w:r>
+          </w:p>
+        </w:tc>
+        <w:tc>
+          <w:tcPr>
+            <w:tcW w:w="3460" w:type="dxa"/>
+          </w:tcPr>
+          <w:p>
+            <w:r>
+              <w:rPr>
+                <w:rFonts w:ascii="Times New Roman" w:hAnsi="Times New Roman"/>
+                <w:sz w:val="20"/>
+              </w:rPr>
+              <w:t xml:space="preserve">automático</w:t>
+            </w:r>
+          </w:p>
+        </w:tc>
+      </w:tr>
+      <w:tr>
+        <w:tc>
+          <w:tcPr>
+            <w:tcW w:w="1500" w:type="dxa"/>
+          </w:tcPr>
+          <w:p>
+            <w:r>
+              <w:rPr>
+                <w:rFonts w:ascii="Times New Roman" w:hAnsi="Times New Roman"/>
+                <w:sz w:val="20"/>
+              </w:rPr>
+              <w:t xml:space="preserve">Año</w:t>
+            </w:r>
+          </w:p>
+        </w:tc>
+        <w:tc>
+          <w:tcPr>
+            <w:tcW w:w="4400" w:type="dxa"/>
+          </w:tcPr>
+          <w:p>
+            <w:r>
+              <w:rPr>
+                <w:rFonts w:ascii="Times New Roman" w:hAnsi="Times New Roman"/>
+                <w:sz w:val="20"/>
+              </w:rPr>
+              <w:t xml:space="preserve">obligatorio; solo números; 4 dígitos; entre 1900 y 2026</w:t>
+            </w:r>
+          </w:p>
+        </w:tc>
+        <w:tc>
+          <w:tcPr>
+            <w:tcW w:w="3460" w:type="dxa"/>
+          </w:tcPr>
+          <w:p>
+            <w:r>
+              <w:rPr>
+                <w:rFonts w:ascii="Times New Roman" w:hAnsi="Times New Roman"/>
+                <w:sz w:val="20"/>
+              </w:rPr>
+              <w:t xml:space="preserve">automático</w:t>
+            </w:r>
+          </w:p>
+        </w:tc>
+      </w:tr>
+    </w:tbl>
+    <w:p>
+      <w:r>
+        <w:rPr>
+          <w:rFonts w:ascii="Times New Roman" w:hAnsi="Times New Roman"/>
+          <w:b/>
+          <w:sz w:val="24"/>
+        </w:rPr>
+        <w:t xml:space="preserve">Reglas cargadas para Propietarios</w:t>
+      </w:r>
+    </w:p>
+    <w:tbl>
+      <w:tblPr>
+        <w:tblW w:w="9360" w:type="dxa"/>
+        <w:tblBorders>
+          <w:top w:val="single" w:sz="4" w:space="0" w:color="808080"/>
+          <w:left w:val="single" w:sz="4" w:space="0" w:color="808080"/>
+          <w:bottom w:val="single" w:sz="4" w:space="0" w:color="808080"/>
+          <w:right w:val="single" w:sz="4" w:space="0" w:color="808080"/>
+          <w:insideH w:val="single" w:sz="4" w:space="0" w:color="808080"/>
+          <w:insideV w:val="single" w:sz="4" w:space="0" w:color="808080"/>
+        </w:tblBorders>
+        <w:tblLayout w:type="fixed"/>
+        <w:tblLook w:val="04A0"/>
+      </w:tblPr>
+      <w:tblGrid>
+        <w:gridCol w:w="1500"/>
+        <w:gridCol w:w="4400"/>
+        <w:gridCol w:w="3460"/>
+      </w:tblGrid>
+      <w:tr>
+        <w:tc>
+          <w:tcPr>
+            <w:tcW w:w="1500" w:type="dxa"/>
+            <w:shd w:val="clear" w:color="auto" w:fill="D9D9D9"/>
+          </w:tcPr>
+          <w:p>
+            <w:r>
+              <w:rPr>
+                <w:rFonts w:ascii="Times New Roman" w:hAnsi="Times New Roman"/>
+                <w:b/>
+                <w:sz w:val="20"/>
+              </w:rPr>
+              <w:t xml:space="preserve">Campo</w:t>
+            </w:r>
+          </w:p>
+        </w:tc>
+        <w:tc>
+          <w:tcPr>
+            <w:tcW w:w="4400" w:type="dxa"/>
+            <w:shd w:val="clear" w:color="auto" w:fill="D9D9D9"/>
+          </w:tcPr>
+          <w:p>
+            <w:r>
+              <w:rPr>
+                <w:rFonts w:ascii="Times New Roman" w:hAnsi="Times New Roman"/>
+                <w:b/>
+                <w:sz w:val="20"/>
+              </w:rPr>
+              <w:t xml:space="preserve">Reglas</w:t>
+            </w:r>
+          </w:p>
+        </w:tc>
+        <w:tc>
+          <w:tcPr>
+            <w:tcW w:w="3460" w:type="dxa"/>
+            <w:shd w:val="clear" w:color="auto" w:fill="D9D9D9"/>
+          </w:tcPr>
+          <w:p>
+            <w:r>
+              <w:rPr>
+                <w:rFonts w:ascii="Times New Roman" w:hAnsi="Times New Roman"/>
+                <w:b/>
+                <w:sz w:val="20"/>
+              </w:rPr>
+              <w:t xml:space="preserve">Mensaje que muestra</w:t>
+            </w:r>
+          </w:p>
+        </w:tc>
+      </w:tr>
+      <w:tr>
+        <w:tc>
+          <w:tcPr>
+            <w:tcW w:w="1500" w:type="dxa"/>
+          </w:tcPr>
+          <w:p>
+            <w:r>
+              <w:rPr>
+                <w:rFonts w:ascii="Times New Roman" w:hAnsi="Times New Roman"/>
+                <w:sz w:val="20"/>
+              </w:rPr>
+              <w:t xml:space="preserve">DNI</w:t>
+            </w:r>
+          </w:p>
+        </w:tc>
+        <w:tc>
+          <w:tcPr>
+            <w:tcW w:w="4400" w:type="dxa"/>
+          </w:tcPr>
+          <w:p>
+            <w:r>
+              <w:rPr>
+                <w:rFonts w:ascii="Times New Roman" w:hAnsi="Times New Roman"/>
+                <w:sz w:val="20"/>
+              </w:rPr>
+              <w:t xml:space="preserve">obligatorio; solo números; entre 7 y 8 dígitos</w:t>
+            </w:r>
+          </w:p>
+        </w:tc>
+        <w:tc>
+          <w:tcPr>
+            <w:tcW w:w="3460" w:type="dxa"/>
+          </w:tcPr>
+          <w:p>
+            <w:r>
+              <w:rPr>
+                <w:rFonts w:ascii="Times New Roman" w:hAnsi="Times New Roman"/>
+                <w:sz w:val="20"/>
+              </w:rPr>
+              <w:t xml:space="preserve">propio: «debe tener 7 u 8 números, sin puntos»</w:t>
+            </w:r>
+          </w:p>
+        </w:tc>
+      </w:tr>
+      <w:tr>
+        <w:tc>
+          <w:tcPr>
+            <w:tcW w:w="1500" w:type="dxa"/>
+          </w:tcPr>
+          <w:p>
+            <w:r>
+              <w:rPr>
+                <w:rFonts w:ascii="Times New Roman" w:hAnsi="Times New Roman"/>
+                <w:sz w:val="20"/>
+              </w:rPr>
+              <w:t xml:space="preserve">Nombre</w:t>
+            </w:r>
+          </w:p>
+        </w:tc>
+        <w:tc>
+          <w:tcPr>
+            <w:tcW w:w="4400" w:type="dxa"/>
+          </w:tcPr>
+          <w:p>
+            <w:r>
+              <w:rPr>
+                <w:rFonts w:ascii="Times New Roman" w:hAnsi="Times New Roman"/>
+                <w:sz w:val="20"/>
+              </w:rPr>
+              <w:t xml:space="preserve">obligatorio; solo letras; entre 2 y 30 caracteres</w:t>
+            </w:r>
+          </w:p>
+        </w:tc>
+        <w:tc>
+          <w:tcPr>
+            <w:tcW w:w="3460" w:type="dxa"/>
+          </w:tcPr>
+          <w:p>
+            <w:r>
+              <w:rPr>
+                <w:rFonts w:ascii="Times New Roman" w:hAnsi="Times New Roman"/>
+                <w:sz w:val="20"/>
+              </w:rPr>
+              <w:t xml:space="preserve">automático</w:t>
+            </w:r>
+          </w:p>
+        </w:tc>
+      </w:tr>
+      <w:tr>
+        <w:tc>
+          <w:tcPr>
+            <w:tcW w:w="1500" w:type="dxa"/>
+          </w:tcPr>
+          <w:p>
+            <w:r>
+              <w:rPr>
+                <w:rFonts w:ascii="Times New Roman" w:hAnsi="Times New Roman"/>
+                <w:sz w:val="20"/>
+              </w:rPr>
+              <w:t xml:space="preserve">Apellido</w:t>
+            </w:r>
+          </w:p>
+        </w:tc>
+        <w:tc>
+          <w:tcPr>
+            <w:tcW w:w="4400" w:type="dxa"/>
+          </w:tcPr>
+          <w:p>
+            <w:r>
+              <w:rPr>
+                <w:rFonts w:ascii="Times New Roman" w:hAnsi="Times New Roman"/>
+                <w:sz w:val="20"/>
+              </w:rPr>
+              <w:t xml:space="preserve">obligatorio; solo letras; entre 2 y 30 caracteres</w:t>
+            </w:r>
+          </w:p>
+        </w:tc>
+        <w:tc>
+          <w:tcPr>
+            <w:tcW w:w="3460" w:type="dxa"/>
+          </w:tcPr>
+          <w:p>
+            <w:r>
+              <w:rPr>
+                <w:rFonts w:ascii="Times New Roman" w:hAnsi="Times New Roman"/>
+                <w:sz w:val="20"/>
+              </w:rPr>
+              <w:t xml:space="preserve">automático</w:t>
+            </w:r>
+          </w:p>
+        </w:tc>
+      </w:tr>
+      <w:tr>
+        <w:tc>
+          <w:tcPr>
+            <w:tcW w:w="1500" w:type="dxa"/>
+          </w:tcPr>
+          <w:p>
+            <w:r>
+              <w:rPr>
+                <w:rFonts w:ascii="Times New Roman" w:hAnsi="Times New Roman"/>
+                <w:sz w:val="20"/>
+              </w:rPr>
+              <w:t xml:space="preserve">Teléfono</w:t>
+            </w:r>
+          </w:p>
+        </w:tc>
+        <w:tc>
+          <w:tcPr>
+            <w:tcW w:w="4400" w:type="dxa"/>
+          </w:tcPr>
+          <w:p>
+            <w:r>
+              <w:rPr>
+                <w:rFonts w:ascii="Times New Roman" w:hAnsi="Times New Roman"/>
+                <w:sz w:val="20"/>
+              </w:rPr>
+              <w:t xml:space="preserve">obligatorio; solo números; entre 8 y 15 dígitos</w:t>
+            </w:r>
+          </w:p>
+        </w:tc>
+        <w:tc>
+          <w:tcPr>
+            <w:tcW w:w="3460" w:type="dxa"/>
+          </w:tcPr>
+          <w:p>
+            <w:r>
+              <w:rPr>
+                <w:rFonts w:ascii="Times New Roman" w:hAnsi="Times New Roman"/>
+                <w:sz w:val="20"/>
+              </w:rPr>
+              <w:t xml:space="preserve">propio: «solo números, entre 8 y 15 dígitos (sin guiones ni espacios)»</w:t>
+            </w:r>
+          </w:p>
+        </w:tc>
+      </w:tr>
+    </w:tbl>
+    <w:p>
+      <w:r>
+        <w:rPr>
+          <w:rFonts w:ascii="Times New Roman" w:hAnsi="Times New Roman"/>
+          <w:sz w:val="24"/>
+        </w:rPr>
+        <w:t xml:space="preserve">Un campo que no figure en el diccionario se sigue tomando como obligatorio, de modo que el comportamiento anterior no se perdió en ningún caso.</w:t>
+      </w:r>
+    </w:p>
+    <w:p>
+      <w:r>
+        <w:rPr>
+          <w:rFonts w:ascii="Times New Roman" w:hAnsi="Times New Roman"/>
+          <w:sz w:val="24"/>
+        </w:rPr>
+        <w:t xml:space="preserve">Las comprobaciones de tipo se resuelven con los métodos de cadena isdigit(), isalpha() e isalnum(), documentados en la referencia de tipos incorporados del lenguaje (Python Software Foundation, 2024), y el aviso al usuario se muestra con messagebox.showwarning(), de la biblioteca estándar de Tkinter (Python Software Foundation, 2024).</w:t>
+      </w:r>
+    </w:p>
+    <w:p>
+      <w:pPr>
+        <w:pStyle w:val="Heading2"/>
+      </w:pPr>
+      <w:r>
+        <w:t>CP-06 — Campos obligatorios: un mensaje por campo</w:t>
+      </w:r>
+    </w:p>
+    <w:p>
+      <w:r>
+        <w:rPr>
+          <w:rFonts w:ascii="Times New Roman" w:hAnsi="Times New Roman"/>
+          <w:b/>
+          <w:sz w:val="24"/>
+        </w:rPr>
+        <w:t xml:space="preserve">Precondición: </w:t>
+      </w:r>
+      <w:r>
+        <w:rPr>
+          <w:rFonts w:ascii="Times New Roman" w:hAnsi="Times New Roman"/>
+          <w:sz w:val="24"/>
+        </w:rPr>
+        <w:t xml:space="preserve">ventana de Gestión de Vehículos abierta, formulario en blanco.</w:t>
+      </w:r>
+    </w:p>
+    <w:p>
+      <w:r>
+        <w:rPr>
+          <w:rFonts w:ascii="Times New Roman" w:hAnsi="Times New Roman"/>
+          <w:b/>
+          <w:sz w:val="24"/>
+        </w:rPr>
+        <w:t xml:space="preserve">Pasos: </w:t>
+      </w:r>
+      <w:r>
+        <w:rPr>
+          <w:rFonts w:ascii="Times New Roman" w:hAnsi="Times New Roman"/>
+          <w:sz w:val="24"/>
+        </w:rPr>
+        <w:t xml:space="preserve">presionar Crear sin escribir nada en ningún campo.</w:t>
+      </w:r>
+    </w:p>
+    <w:p>
+      <w:r>
+        <w:rPr>
+          <w:rFonts w:ascii="Times New Roman" w:hAnsi="Times New Roman"/>
+          <w:b/>
+          <w:sz w:val="24"/>
+        </w:rPr>
+        <w:t xml:space="preserve">Esperado: </w:t>
+      </w:r>
+      <w:r>
+        <w:rPr>
+          <w:rFonts w:ascii="Times New Roman" w:hAnsi="Times New Roman"/>
+          <w:sz w:val="24"/>
+        </w:rPr>
+        <w:t xml:space="preserve">un único cartel que lista los cuatro campos faltantes, uno por renglón, y ningún registro nuevo en la tabla.</w:t>
+      </w:r>
+    </w:p>
+    <w:p>
+      <w:r>
+        <w:rPr>
+          <w:rFonts w:ascii="Times New Roman" w:hAnsi="Times New Roman"/>
+          <w:b/>
+          <w:sz w:val="24"/>
+        </w:rPr>
+        <w:t xml:space="preserve">Resultado: </w:t>
+      </w:r>
+      <w:r>
+        <w:rPr>
+          <w:rFonts w:ascii="Times New Roman" w:hAnsi="Times New Roman"/>
+          <w:sz w:val="24"/>
+        </w:rPr>
+        <w:t xml:space="preserve">OK. El cartel muestra «Patente: es obligatorio.», «Marca: es obligatorio.», «Modelo: es obligatorio.» y «Año: es obligatorio.» La tabla queda con el registro que ya estaba.</w:t>
+      </w:r>
+    </w:p>
+    <w:p>
+      <w:pPr>
+        <w:jc w:val="center"/>
+      </w:pPr>
+      <w:r>
+        <w:drawing>
+          <wp:inline xmlns:a="http://schemas.openxmlformats.org/drawingml/2006/main" xmlns:pic="http://schemas.openxmlformats.org/drawingml/2006/picture">
+            <wp:extent cx="5486400" cy="3148571"/>
+            <wp:docPr id="100" name="Picture 100"/>
+            <wp:cNvGraphicFramePr>
+              <a:graphicFrameLocks noChangeAspect="1"/>
+            </wp:cNvGraphicFramePr>
+            <a:graphic>
+              <a:graphicData uri="http://schemas.openxmlformats.org/drawingml/2006/picture">
+                <pic:pic>
+                  <pic:nvPicPr>
+                    <pic:cNvPr id="0" name="v01_campos_vacios.png"/>
+                    <pic:cNvPicPr/>
+                  </pic:nvPicPr>
+                  <pic:blipFill>
+                    <a:blip r:embed="rId18"/>
+                    <a:stretch>
+                      <a:fillRect/>
+                    </a:stretch>
+                  </pic:blipFill>
+                  <pic:spPr>
+                    <a:xfrm>
+                      <a:off x="0" y="0"/>
+                      <a:ext cx="5486400" cy="3148571"/>
+                    </a:xfrm>
+                    <a:prstGeom prst="rect"/>
+                  </pic:spPr>
+                </pic:pic>
+              </a:graphicData>
+            </a:graphic>
+          </wp:inline>
+        </w:drawing>
+      </w:r>
+    </w:p>
+    <w:p>
+      <w:pPr>
+        <w:jc w:val="center"/>
+      </w:pPr>
+      <w:r>
+        <w:rPr>
+          <w:rFonts w:ascii="Times New Roman" w:hAnsi="Times New Roman"/>
+          <w:i/>
+          <w:sz w:val="20"/>
+        </w:rPr>
+        <w:t xml:space="preserve">Figura 11. Cartel al presionar Crear con los cuatro campos vacíos: ahora se nombra cada campo.</w:t>
+      </w:r>
+    </w:p>
+    <w:p>
+      <w:pPr>
+        <w:pStyle w:val="Heading2"/>
+      </w:pPr>
+      <w:r>
+        <w:t>CP-07 — Patente con formato inválido</w:t>
+      </w:r>
+    </w:p>
+    <w:p>
+      <w:r>
+        <w:rPr>
+          <w:rFonts w:ascii="Times New Roman" w:hAnsi="Times New Roman"/>
+          <w:b/>
+          <w:sz w:val="24"/>
+        </w:rPr>
+        <w:t xml:space="preserve">Precondición: </w:t>
+      </w:r>
+      <w:r>
+        <w:rPr>
+          <w:rFonts w:ascii="Times New Roman" w:hAnsi="Times New Roman"/>
+          <w:sz w:val="24"/>
+        </w:rPr>
+        <w:t xml:space="preserve">ventana de Gestión de Vehículos abierta.</w:t>
+      </w:r>
+    </w:p>
+    <w:p>
+      <w:r>
+        <w:rPr>
+          <w:rFonts w:ascii="Times New Roman" w:hAnsi="Times New Roman"/>
+          <w:b/>
+          <w:sz w:val="24"/>
+        </w:rPr>
+        <w:t xml:space="preserve">Pasos: </w:t>
+      </w:r>
+      <w:r>
+        <w:rPr>
+          <w:rFonts w:ascii="Times New Roman" w:hAnsi="Times New Roman"/>
+          <w:sz w:val="24"/>
+        </w:rPr>
+        <w:t xml:space="preserve">cargar Patente «AA-123» y el resto de los campos con datos válidos (Toyota, Corolla, 2021); presionar Crear.</w:t>
+      </w:r>
+    </w:p>
+    <w:p>
+      <w:r>
+        <w:rPr>
+          <w:rFonts w:ascii="Times New Roman" w:hAnsi="Times New Roman"/>
+          <w:b/>
+          <w:sz w:val="24"/>
+        </w:rPr>
+        <w:t xml:space="preserve">Esperado: </w:t>
+      </w:r>
+      <w:r>
+        <w:rPr>
+          <w:rFonts w:ascii="Times New Roman" w:hAnsi="Times New Roman"/>
+          <w:sz w:val="24"/>
+        </w:rPr>
+        <w:t xml:space="preserve">el mensaje propio definido en la regla de Patente, y ningún registro nuevo.</w:t>
+      </w:r>
+    </w:p>
+    <w:p>
+      <w:r>
+        <w:rPr>
+          <w:rFonts w:ascii="Times New Roman" w:hAnsi="Times New Roman"/>
+          <w:b/>
+          <w:sz w:val="24"/>
+        </w:rPr>
+        <w:t xml:space="preserve">Resultado: </w:t>
+      </w:r>
+      <w:r>
+        <w:rPr>
+          <w:rFonts w:ascii="Times New Roman" w:hAnsi="Times New Roman"/>
+          <w:sz w:val="24"/>
+        </w:rPr>
+        <w:t xml:space="preserve">OK. Muestra «Patente: debe tener 6 o 7 letras y números, sin espacios ni guiones (ABC123 o AA123BB).» El guión lo rechaza la regla de tipo alfanumérico.</w:t>
+      </w:r>
+    </w:p>
+    <w:p>
+      <w:pPr>
+        <w:jc w:val="center"/>
+      </w:pPr>
+      <w:r>
+        <w:drawing>
+          <wp:inline xmlns:a="http://schemas.openxmlformats.org/drawingml/2006/main" xmlns:pic="http://schemas.openxmlformats.org/drawingml/2006/picture">
+            <wp:extent cx="5486400" cy="2767605"/>
+            <wp:docPr id="101" name="Picture 101"/>
+            <wp:cNvGraphicFramePr>
+              <a:graphicFrameLocks noChangeAspect="1"/>
+            </wp:cNvGraphicFramePr>
+            <a:graphic>
+              <a:graphicData uri="http://schemas.openxmlformats.org/drawingml/2006/picture">
+                <pic:pic>
+                  <pic:nvPicPr>
+                    <pic:cNvPr id="0" name="v02_patente_formato.png"/>
+                    <pic:cNvPicPr/>
+                  </pic:nvPicPr>
+                  <pic:blipFill>
+                    <a:blip r:embed="rId19"/>
+                    <a:stretch>
+                      <a:fillRect/>
+                    </a:stretch>
+                  </pic:blipFill>
+                  <pic:spPr>
+                    <a:xfrm>
+                      <a:off x="0" y="0"/>
+                      <a:ext cx="5486400" cy="2767605"/>
+                    </a:xfrm>
+                    <a:prstGeom prst="rect"/>
+                  </pic:spPr>
+                </pic:pic>
+              </a:graphicData>
+            </a:graphic>
+          </wp:inline>
+        </w:drawing>
+      </w:r>
+    </w:p>
+    <w:p>
+      <w:pPr>
+        <w:jc w:val="center"/>
+      </w:pPr>
+      <w:r>
+        <w:rPr>
+          <w:rFonts w:ascii="Times New Roman" w:hAnsi="Times New Roman"/>
+          <w:i/>
+          <w:sz w:val="20"/>
+        </w:rPr>
+        <w:t xml:space="preserve">Figura 12. La patente con guión muestra el mensaje propio de esa regla.</w:t>
+      </w:r>
+    </w:p>
+    <w:p>
+      <w:pPr>
+        <w:pStyle w:val="Heading2"/>
+      </w:pPr>
+      <w:r>
+        <w:t>CP-08 — Marca con números</w:t>
+      </w:r>
+    </w:p>
+    <w:p>
+      <w:r>
+        <w:rPr>
+          <w:rFonts w:ascii="Times New Roman" w:hAnsi="Times New Roman"/>
+          <w:b/>
+          <w:sz w:val="24"/>
+        </w:rPr>
+        <w:t xml:space="preserve">Precondición: </w:t>
+      </w:r>
+      <w:r>
+        <w:rPr>
+          <w:rFonts w:ascii="Times New Roman" w:hAnsi="Times New Roman"/>
+          <w:sz w:val="24"/>
+        </w:rPr>
+        <w:t xml:space="preserve">ventana de Gestión de Vehículos abierta.</w:t>
+      </w:r>
+    </w:p>
+    <w:p>
+      <w:r>
+        <w:rPr>
+          <w:rFonts w:ascii="Times New Roman" w:hAnsi="Times New Roman"/>
+          <w:b/>
+          <w:sz w:val="24"/>
+        </w:rPr>
+        <w:t xml:space="preserve">Pasos: </w:t>
+      </w:r>
+      <w:r>
+        <w:rPr>
+          <w:rFonts w:ascii="Times New Roman" w:hAnsi="Times New Roman"/>
+          <w:sz w:val="24"/>
+        </w:rPr>
+        <w:t xml:space="preserve">cargar Marca «Toyota2» y el resto válido; presionar Crear.</w:t>
+      </w:r>
+    </w:p>
+    <w:p>
+      <w:r>
+        <w:rPr>
+          <w:rFonts w:ascii="Times New Roman" w:hAnsi="Times New Roman"/>
+          <w:b/>
+          <w:sz w:val="24"/>
+        </w:rPr>
+        <w:t xml:space="preserve">Esperado: </w:t>
+      </w:r>
+      <w:r>
+        <w:rPr>
+          <w:rFonts w:ascii="Times New Roman" w:hAnsi="Times New Roman"/>
+          <w:sz w:val="24"/>
+        </w:rPr>
+        <w:t xml:space="preserve">«Marca: debe contener solo letras.»</w:t>
+      </w:r>
+    </w:p>
+    <w:p>
+      <w:r>
+        <w:rPr>
+          <w:rFonts w:ascii="Times New Roman" w:hAnsi="Times New Roman"/>
+          <w:b/>
+          <w:sz w:val="24"/>
+        </w:rPr>
+        <w:t xml:space="preserve">Resultado: </w:t>
+      </w:r>
+      <w:r>
+        <w:rPr>
+          <w:rFonts w:ascii="Times New Roman" w:hAnsi="Times New Roman"/>
+          <w:sz w:val="24"/>
+        </w:rPr>
+        <w:t xml:space="preserve">OK. La regla de tipo texto rechaza el número. Este mensaje lo arma solo validaciones.py: la regla de Marca no define un mensaje propio.</w:t>
+      </w:r>
+    </w:p>
+    <w:p>
+      <w:pPr>
+        <w:jc w:val="center"/>
+      </w:pPr>
+      <w:r>
+        <w:drawing>
+          <wp:inline xmlns:a="http://schemas.openxmlformats.org/drawingml/2006/main" xmlns:pic="http://schemas.openxmlformats.org/drawingml/2006/picture">
+            <wp:extent cx="5486400" cy="3049792"/>
+            <wp:docPr id="102" name="Picture 102"/>
+            <wp:cNvGraphicFramePr>
+              <a:graphicFrameLocks noChangeAspect="1"/>
+            </wp:cNvGraphicFramePr>
+            <a:graphic>
+              <a:graphicData uri="http://schemas.openxmlformats.org/drawingml/2006/picture">
+                <pic:pic>
+                  <pic:nvPicPr>
+                    <pic:cNvPr id="0" name="v03_marca_con_numeros.png"/>
+                    <pic:cNvPicPr/>
+                  </pic:nvPicPr>
+                  <pic:blipFill>
+                    <a:blip r:embed="rId20"/>
+                    <a:stretch>
+                      <a:fillRect/>
+                    </a:stretch>
+                  </pic:blipFill>
+                  <pic:spPr>
+                    <a:xfrm>
+                      <a:off x="0" y="0"/>
+                      <a:ext cx="5486400" cy="3049792"/>
+                    </a:xfrm>
+                    <a:prstGeom prst="rect"/>
+                  </pic:spPr>
+                </pic:pic>
+              </a:graphicData>
+            </a:graphic>
+          </wp:inline>
+        </w:drawing>
+      </w:r>
+    </w:p>
+    <w:p>
+      <w:pPr>
+        <w:jc w:val="center"/>
+      </w:pPr>
+      <w:r>
+        <w:rPr>
+          <w:rFonts w:ascii="Times New Roman" w:hAnsi="Times New Roman"/>
+          <w:i/>
+          <w:sz w:val="20"/>
+        </w:rPr>
+        <w:t xml:space="preserve">Figura 13. Marca con un número: mensaje automático generado por la regla de tipo.</w:t>
+      </w:r>
+    </w:p>
+    <w:p>
+      <w:pPr>
+        <w:pStyle w:val="Heading2"/>
+      </w:pPr>
+      <w:r>
+        <w:t>CP-09 — Año fuera de rango</w:t>
+      </w:r>
+    </w:p>
+    <w:p>
+      <w:r>
+        <w:rPr>
+          <w:rFonts w:ascii="Times New Roman" w:hAnsi="Times New Roman"/>
+          <w:b/>
+          <w:sz w:val="24"/>
+        </w:rPr>
+        <w:t xml:space="preserve">Precondición: </w:t>
+      </w:r>
+      <w:r>
+        <w:rPr>
+          <w:rFonts w:ascii="Times New Roman" w:hAnsi="Times New Roman"/>
+          <w:sz w:val="24"/>
+        </w:rPr>
+        <w:t xml:space="preserve">ventana de Gestión de Vehículos abierta.</w:t>
+      </w:r>
+    </w:p>
+    <w:p>
+      <w:r>
+        <w:rPr>
+          <w:rFonts w:ascii="Times New Roman" w:hAnsi="Times New Roman"/>
+          <w:b/>
+          <w:sz w:val="24"/>
+        </w:rPr>
+        <w:t xml:space="preserve">Pasos: </w:t>
+      </w:r>
+      <w:r>
+        <w:rPr>
+          <w:rFonts w:ascii="Times New Roman" w:hAnsi="Times New Roman"/>
+          <w:sz w:val="24"/>
+        </w:rPr>
+        <w:t xml:space="preserve">cargar Año «2030» y el resto válido; presionar Crear.</w:t>
+      </w:r>
+    </w:p>
+    <w:p>
+      <w:r>
+        <w:rPr>
+          <w:rFonts w:ascii="Times New Roman" w:hAnsi="Times New Roman"/>
+          <w:b/>
+          <w:sz w:val="24"/>
+        </w:rPr>
+        <w:t xml:space="preserve">Esperado: </w:t>
+      </w:r>
+      <w:r>
+        <w:rPr>
+          <w:rFonts w:ascii="Times New Roman" w:hAnsi="Times New Roman"/>
+          <w:sz w:val="24"/>
+        </w:rPr>
+        <w:t xml:space="preserve">«Año: no puede ser mayor que 2026.»</w:t>
+      </w:r>
+    </w:p>
+    <w:p>
+      <w:r>
+        <w:rPr>
+          <w:rFonts w:ascii="Times New Roman" w:hAnsi="Times New Roman"/>
+          <w:b/>
+          <w:sz w:val="24"/>
+        </w:rPr>
+        <w:t xml:space="preserve">Resultado: </w:t>
+      </w:r>
+      <w:r>
+        <w:rPr>
+          <w:rFonts w:ascii="Times New Roman" w:hAnsi="Times New Roman"/>
+          <w:sz w:val="24"/>
+        </w:rPr>
+        <w:t xml:space="preserve">OK. En las pruebas automáticas (CP-17) también se verificaron los bordes: 1899 se rechaza, 1900 y 2026 se aceptan, 2027 se rechaza.</w:t>
+      </w:r>
+    </w:p>
+    <w:p>
+      <w:pPr>
+        <w:jc w:val="center"/>
+      </w:pPr>
+      <w:r>
+        <w:drawing>
+          <wp:inline xmlns:a="http://schemas.openxmlformats.org/drawingml/2006/main" xmlns:pic="http://schemas.openxmlformats.org/drawingml/2006/picture">
+            <wp:extent cx="5486400" cy="3020183"/>
+            <wp:docPr id="103" name="Picture 103"/>
+            <wp:cNvGraphicFramePr>
+              <a:graphicFrameLocks noChangeAspect="1"/>
+            </wp:cNvGraphicFramePr>
+            <a:graphic>
+              <a:graphicData uri="http://schemas.openxmlformats.org/drawingml/2006/picture">
+                <pic:pic>
+                  <pic:nvPicPr>
+                    <pic:cNvPr id="0" name="v04_anio_fuera_rango.png"/>
+                    <pic:cNvPicPr/>
+                  </pic:nvPicPr>
+                  <pic:blipFill>
+                    <a:blip r:embed="rId21"/>
+                    <a:stretch>
+                      <a:fillRect/>
+                    </a:stretch>
+                  </pic:blipFill>
+                  <pic:spPr>
+                    <a:xfrm>
+                      <a:off x="0" y="0"/>
+                      <a:ext cx="5486400" cy="3020183"/>
+                    </a:xfrm>
+                    <a:prstGeom prst="rect"/>
+                  </pic:spPr>
+                </pic:pic>
+              </a:graphicData>
+            </a:graphic>
+          </wp:inline>
+        </w:drawing>
+      </w:r>
+    </w:p>
+    <w:p>
+      <w:pPr>
+        <w:jc w:val="center"/>
+      </w:pPr>
+      <w:r>
+        <w:rPr>
+          <w:rFonts w:ascii="Times New Roman" w:hAnsi="Times New Roman"/>
+          <w:i/>
+          <w:sz w:val="20"/>
+        </w:rPr>
+        <w:t xml:space="preserve">Figura 14. Año posterior al máximo permitido por la regla.</w:t>
+      </w:r>
+    </w:p>
+    <w:p>
+      <w:pPr>
+        <w:pStyle w:val="Heading2"/>
+      </w:pPr>
+      <w:r>
+        <w:t>CP-10 — Varios errores a la vez</w:t>
+      </w:r>
+    </w:p>
+    <w:p>
+      <w:r>
+        <w:rPr>
+          <w:rFonts w:ascii="Times New Roman" w:hAnsi="Times New Roman"/>
+          <w:b/>
+          <w:sz w:val="24"/>
+        </w:rPr>
+        <w:t xml:space="preserve">Precondición: </w:t>
+      </w:r>
+      <w:r>
+        <w:rPr>
+          <w:rFonts w:ascii="Times New Roman" w:hAnsi="Times New Roman"/>
+          <w:sz w:val="24"/>
+        </w:rPr>
+        <w:t xml:space="preserve">ventana de Gestión de Vehículos abierta.</w:t>
+      </w:r>
+    </w:p>
+    <w:p>
+      <w:r>
+        <w:rPr>
+          <w:rFonts w:ascii="Times New Roman" w:hAnsi="Times New Roman"/>
+          <w:b/>
+          <w:sz w:val="24"/>
+        </w:rPr>
+        <w:t xml:space="preserve">Pasos: </w:t>
+      </w:r>
+      <w:r>
+        <w:rPr>
+          <w:rFonts w:ascii="Times New Roman" w:hAnsi="Times New Roman"/>
+          <w:sz w:val="24"/>
+        </w:rPr>
+        <w:t xml:space="preserve">cargar Patente «X», Marca «1», Modelo vacío y Año «abc»; presionar Crear.</w:t>
+      </w:r>
+    </w:p>
+    <w:p>
+      <w:r>
+        <w:rPr>
+          <w:rFonts w:ascii="Times New Roman" w:hAnsi="Times New Roman"/>
+          <w:b/>
+          <w:sz w:val="24"/>
+        </w:rPr>
+        <w:t xml:space="preserve">Esperado: </w:t>
+      </w:r>
+      <w:r>
+        <w:rPr>
+          <w:rFonts w:ascii="Times New Roman" w:hAnsi="Times New Roman"/>
+          <w:sz w:val="24"/>
+        </w:rPr>
+        <w:t xml:space="preserve">un solo cartel con los cuatro errores, y el cursor parado en el primer campo que falló.</w:t>
+      </w:r>
+    </w:p>
+    <w:p>
+      <w:r>
+        <w:rPr>
+          <w:rFonts w:ascii="Times New Roman" w:hAnsi="Times New Roman"/>
+          <w:b/>
+          <w:sz w:val="24"/>
+        </w:rPr>
+        <w:t xml:space="preserve">Resultado: </w:t>
+      </w:r>
+      <w:r>
+        <w:rPr>
+          <w:rFonts w:ascii="Times New Roman" w:hAnsi="Times New Roman"/>
+          <w:sz w:val="24"/>
+        </w:rPr>
+        <w:t xml:space="preserve">OK. Se muestran los cuatro mensajes juntos. Con la validación anterior, este mismo caso mostraba un único texto genérico que no decía qué campo estaba mal.</w:t>
+      </w:r>
+    </w:p>
+    <w:p>
+      <w:pPr>
+        <w:jc w:val="center"/>
+      </w:pPr>
+      <w:r>
+        <w:drawing>
+          <wp:inline xmlns:a="http://schemas.openxmlformats.org/drawingml/2006/main" xmlns:pic="http://schemas.openxmlformats.org/drawingml/2006/picture">
+            <wp:extent cx="5486400" cy="2767605"/>
+            <wp:docPr id="104" name="Picture 104"/>
+            <wp:cNvGraphicFramePr>
+              <a:graphicFrameLocks noChangeAspect="1"/>
+            </wp:cNvGraphicFramePr>
+            <a:graphic>
+              <a:graphicData uri="http://schemas.openxmlformats.org/drawingml/2006/picture">
+                <pic:pic>
+                  <pic:nvPicPr>
+                    <pic:cNvPr id="0" name="v05_varios_errores.png"/>
+                    <pic:cNvPicPr/>
+                  </pic:nvPicPr>
+                  <pic:blipFill>
+                    <a:blip r:embed="rId22"/>
+                    <a:stretch>
+                      <a:fillRect/>
+                    </a:stretch>
+                  </pic:blipFill>
+                  <pic:spPr>
+                    <a:xfrm>
+                      <a:off x="0" y="0"/>
+                      <a:ext cx="5486400" cy="2767605"/>
+                    </a:xfrm>
+                    <a:prstGeom prst="rect"/>
+                  </pic:spPr>
+                </pic:pic>
+              </a:graphicData>
+            </a:graphic>
+          </wp:inline>
+        </w:drawing>
+      </w:r>
+    </w:p>
+    <w:p>
+      <w:pPr>
+        <w:jc w:val="center"/>
+      </w:pPr>
+      <w:r>
+        <w:rPr>
+          <w:rFonts w:ascii="Times New Roman" w:hAnsi="Times New Roman"/>
+          <w:i/>
+          <w:sz w:val="20"/>
+        </w:rPr>
+        <w:t xml:space="preserve">Figura 15. Cuatro campos mal cargados: cuatro mensajes en un solo cartel.</w:t>
+      </w:r>
+    </w:p>
+    <w:p>
+      <w:pPr>
+        <w:pStyle w:val="Heading2"/>
+      </w:pPr>
+      <w:r>
+        <w:t>CP-11 — Alta válida de vehículo</w:t>
+      </w:r>
+    </w:p>
+    <w:p>
+      <w:r>
+        <w:rPr>
+          <w:rFonts w:ascii="Times New Roman" w:hAnsi="Times New Roman"/>
+          <w:b/>
+          <w:sz w:val="24"/>
+        </w:rPr>
+        <w:t xml:space="preserve">Precondición: </w:t>
+      </w:r>
+      <w:r>
+        <w:rPr>
+          <w:rFonts w:ascii="Times New Roman" w:hAnsi="Times New Roman"/>
+          <w:sz w:val="24"/>
+        </w:rPr>
+        <w:t xml:space="preserve">ventana de Gestión de Vehículos abierta.</w:t>
+      </w:r>
+    </w:p>
+    <w:p>
+      <w:r>
+        <w:rPr>
+          <w:rFonts w:ascii="Times New Roman" w:hAnsi="Times New Roman"/>
+          <w:b/>
+          <w:sz w:val="24"/>
+        </w:rPr>
+        <w:t xml:space="preserve">Pasos: </w:t>
+      </w:r>
+      <w:r>
+        <w:rPr>
+          <w:rFonts w:ascii="Times New Roman" w:hAnsi="Times New Roman"/>
+          <w:sz w:val="24"/>
+        </w:rPr>
+        <w:t xml:space="preserve">cargar AB456CD / Ford / Focus / 2019; presionar Crear.</w:t>
+      </w:r>
+    </w:p>
+    <w:p>
+      <w:r>
+        <w:rPr>
+          <w:rFonts w:ascii="Times New Roman" w:hAnsi="Times New Roman"/>
+          <w:b/>
+          <w:sz w:val="24"/>
+        </w:rPr>
+        <w:t xml:space="preserve">Esperado: </w:t>
+      </w:r>
+      <w:r>
+        <w:rPr>
+          <w:rFonts w:ascii="Times New Roman" w:hAnsi="Times New Roman"/>
+          <w:sz w:val="24"/>
+        </w:rPr>
+        <w:t xml:space="preserve">no aparece ningún cartel, la fila se agrega a la tabla y el formulario se limpia.</w:t>
+      </w:r>
+    </w:p>
+    <w:p>
+      <w:r>
+        <w:rPr>
+          <w:rFonts w:ascii="Times New Roman" w:hAnsi="Times New Roman"/>
+          <w:b/>
+          <w:sz w:val="24"/>
+        </w:rPr>
+        <w:t xml:space="preserve">Resultado: </w:t>
+      </w:r>
+      <w:r>
+        <w:rPr>
+          <w:rFonts w:ascii="Times New Roman" w:hAnsi="Times New Roman"/>
+          <w:sz w:val="24"/>
+        </w:rPr>
+        <w:t xml:space="preserve">OK. Confirma que las validaciones no bloquean los datos correctos.</w:t>
+      </w:r>
+    </w:p>
+    <w:p>
+      <w:pPr>
+        <w:jc w:val="center"/>
+      </w:pPr>
+      <w:r>
+        <w:drawing>
+          <wp:inline xmlns:a="http://schemas.openxmlformats.org/drawingml/2006/main" xmlns:pic="http://schemas.openxmlformats.org/drawingml/2006/picture">
+            <wp:extent cx="5486400" cy="4215160"/>
+            <wp:docPr id="105" name="Picture 105"/>
+            <wp:cNvGraphicFramePr>
+              <a:graphicFrameLocks noChangeAspect="1"/>
+            </wp:cNvGraphicFramePr>
+            <a:graphic>
+              <a:graphicData uri="http://schemas.openxmlformats.org/drawingml/2006/picture">
+                <pic:pic>
+                  <pic:nvPicPr>
+                    <pic:cNvPr id="0" name="v06_vehiculo_valido.png"/>
+                    <pic:cNvPicPr/>
+                  </pic:nvPicPr>
+                  <pic:blipFill>
+                    <a:blip r:embed="rId23"/>
+                    <a:stretch>
+                      <a:fillRect/>
+                    </a:stretch>
+                  </pic:blipFill>
+                  <pic:spPr>
+                    <a:xfrm>
+                      <a:off x="0" y="0"/>
+                      <a:ext cx="5486400" cy="4215160"/>
+                    </a:xfrm>
+                    <a:prstGeom prst="rect"/>
+                  </pic:spPr>
+                </pic:pic>
+              </a:graphicData>
+            </a:graphic>
+          </wp:inline>
+        </w:drawing>
+      </w:r>
+    </w:p>
+    <w:p>
+      <w:pPr>
+        <w:jc w:val="center"/>
+      </w:pPr>
+      <w:r>
+        <w:rPr>
+          <w:rFonts w:ascii="Times New Roman" w:hAnsi="Times New Roman"/>
+          <w:i/>
+          <w:sz w:val="20"/>
+        </w:rPr>
+        <w:t xml:space="preserve">Figura 16. Alta correcta: sin cartel, fila agregada y formulario limpio.</w:t>
+      </w:r>
+    </w:p>
+    <w:p>
+      <w:pPr>
+        <w:pStyle w:val="Heading2"/>
+      </w:pPr>
+      <w:r>
+        <w:t>CP-12 — DNI con puntos</w:t>
+      </w:r>
+    </w:p>
+    <w:p>
+      <w:r>
+        <w:rPr>
+          <w:rFonts w:ascii="Times New Roman" w:hAnsi="Times New Roman"/>
+          <w:b/>
+          <w:sz w:val="24"/>
+        </w:rPr>
+        <w:t xml:space="preserve">Precondición: </w:t>
+      </w:r>
+      <w:r>
+        <w:rPr>
+          <w:rFonts w:ascii="Times New Roman" w:hAnsi="Times New Roman"/>
+          <w:sz w:val="24"/>
+        </w:rPr>
+        <w:t xml:space="preserve">ventana de Gestión de Propietarios abierta.</w:t>
+      </w:r>
+    </w:p>
+    <w:p>
+      <w:r>
+        <w:rPr>
+          <w:rFonts w:ascii="Times New Roman" w:hAnsi="Times New Roman"/>
+          <w:b/>
+          <w:sz w:val="24"/>
+        </w:rPr>
+        <w:t xml:space="preserve">Pasos: </w:t>
+      </w:r>
+      <w:r>
+        <w:rPr>
+          <w:rFonts w:ascii="Times New Roman" w:hAnsi="Times New Roman"/>
+          <w:sz w:val="24"/>
+        </w:rPr>
+        <w:t xml:space="preserve">cargar DNI «40.123.456» y el resto válido; presionar Crear.</w:t>
+      </w:r>
+    </w:p>
+    <w:p>
+      <w:r>
+        <w:rPr>
+          <w:rFonts w:ascii="Times New Roman" w:hAnsi="Times New Roman"/>
+          <w:b/>
+          <w:sz w:val="24"/>
+        </w:rPr>
+        <w:t xml:space="preserve">Esperado: </w:t>
+      </w:r>
+      <w:r>
+        <w:rPr>
+          <w:rFonts w:ascii="Times New Roman" w:hAnsi="Times New Roman"/>
+          <w:sz w:val="24"/>
+        </w:rPr>
+        <w:t xml:space="preserve">«DNI: debe tener 7 u 8 números, sin puntos.»</w:t>
+      </w:r>
+    </w:p>
+    <w:p>
+      <w:r>
+        <w:rPr>
+          <w:rFonts w:ascii="Times New Roman" w:hAnsi="Times New Roman"/>
+          <w:b/>
+          <w:sz w:val="24"/>
+        </w:rPr>
+        <w:t xml:space="preserve">Resultado: </w:t>
+      </w:r>
+      <w:r>
+        <w:rPr>
+          <w:rFonts w:ascii="Times New Roman" w:hAnsi="Times New Roman"/>
+          <w:sz w:val="24"/>
+        </w:rPr>
+        <w:t xml:space="preserve">OK. Los puntos los rechaza la regla de tipo número.</w:t>
+      </w:r>
+    </w:p>
+    <w:p>
+      <w:pPr>
+        <w:jc w:val="center"/>
+      </w:pPr>
+      <w:r>
+        <w:drawing>
+          <wp:inline xmlns:a="http://schemas.openxmlformats.org/drawingml/2006/main" xmlns:pic="http://schemas.openxmlformats.org/drawingml/2006/picture">
+            <wp:extent cx="5486400" cy="2957023"/>
+            <wp:docPr id="106" name="Picture 106"/>
+            <wp:cNvGraphicFramePr>
+              <a:graphicFrameLocks noChangeAspect="1"/>
+            </wp:cNvGraphicFramePr>
+            <a:graphic>
+              <a:graphicData uri="http://schemas.openxmlformats.org/drawingml/2006/picture">
+                <pic:pic>
+                  <pic:nvPicPr>
+                    <pic:cNvPr id="0" name="p01_dni_con_puntos.png"/>
+                    <pic:cNvPicPr/>
+                  </pic:nvPicPr>
+                  <pic:blipFill>
+                    <a:blip r:embed="rId24"/>
+                    <a:stretch>
+                      <a:fillRect/>
+                    </a:stretch>
+                  </pic:blipFill>
+                  <pic:spPr>
+                    <a:xfrm>
+                      <a:off x="0" y="0"/>
+                      <a:ext cx="5486400" cy="2957023"/>
+                    </a:xfrm>
+                    <a:prstGeom prst="rect"/>
+                  </pic:spPr>
+                </pic:pic>
+              </a:graphicData>
+            </a:graphic>
+          </wp:inline>
+        </w:drawing>
+      </w:r>
+    </w:p>
+    <w:p>
+      <w:pPr>
+        <w:jc w:val="center"/>
+      </w:pPr>
+      <w:r>
+        <w:rPr>
+          <w:rFonts w:ascii="Times New Roman" w:hAnsi="Times New Roman"/>
+          <w:i/>
+          <w:sz w:val="20"/>
+        </w:rPr>
+        <w:t xml:space="preserve">Figura 17. DNI escrito con puntos: lo rechaza la regla de tipo.</w:t>
+      </w:r>
+    </w:p>
+    <w:p>
+      <w:pPr>
+        <w:pStyle w:val="Heading2"/>
+      </w:pPr>
+      <w:r>
+        <w:t>CP-13 — DNI con menos dígitos de los permitidos</w:t>
+      </w:r>
+    </w:p>
+    <w:p>
+      <w:r>
+        <w:rPr>
+          <w:rFonts w:ascii="Times New Roman" w:hAnsi="Times New Roman"/>
+          <w:b/>
+          <w:sz w:val="24"/>
+        </w:rPr>
+        <w:t xml:space="preserve">Precondición: </w:t>
+      </w:r>
+      <w:r>
+        <w:rPr>
+          <w:rFonts w:ascii="Times New Roman" w:hAnsi="Times New Roman"/>
+          <w:sz w:val="24"/>
+        </w:rPr>
+        <w:t xml:space="preserve">ventana de Gestión de Propietarios abierta.</w:t>
+      </w:r>
+    </w:p>
+    <w:p>
+      <w:r>
+        <w:rPr>
+          <w:rFonts w:ascii="Times New Roman" w:hAnsi="Times New Roman"/>
+          <w:b/>
+          <w:sz w:val="24"/>
+        </w:rPr>
+        <w:t xml:space="preserve">Pasos: </w:t>
+      </w:r>
+      <w:r>
+        <w:rPr>
+          <w:rFonts w:ascii="Times New Roman" w:hAnsi="Times New Roman"/>
+          <w:sz w:val="24"/>
+        </w:rPr>
+        <w:t xml:space="preserve">cargar DNI «12345» y el resto válido; presionar Crear.</w:t>
+      </w:r>
+    </w:p>
+    <w:p>
+      <w:r>
+        <w:rPr>
+          <w:rFonts w:ascii="Times New Roman" w:hAnsi="Times New Roman"/>
+          <w:b/>
+          <w:sz w:val="24"/>
+        </w:rPr>
+        <w:t xml:space="preserve">Esperado: </w:t>
+      </w:r>
+      <w:r>
+        <w:rPr>
+          <w:rFonts w:ascii="Times New Roman" w:hAnsi="Times New Roman"/>
+          <w:sz w:val="24"/>
+        </w:rPr>
+        <w:t xml:space="preserve">el mismo mensaje propio del campo DNI.</w:t>
+      </w:r>
+    </w:p>
+    <w:p>
+      <w:r>
+        <w:rPr>
+          <w:rFonts w:ascii="Times New Roman" w:hAnsi="Times New Roman"/>
+          <w:b/>
+          <w:sz w:val="24"/>
+        </w:rPr>
+        <w:t xml:space="preserve">Resultado: </w:t>
+      </w:r>
+      <w:r>
+        <w:rPr>
+          <w:rFonts w:ascii="Times New Roman" w:hAnsi="Times New Roman"/>
+          <w:sz w:val="24"/>
+        </w:rPr>
+        <w:t xml:space="preserve">OK. Acá falla la regla de largo mínimo (7). Como el campo define un mensaje propio, se muestra ese y no el automático.</w:t>
+      </w:r>
+    </w:p>
+    <w:p>
+      <w:pPr>
+        <w:jc w:val="center"/>
+      </w:pPr>
+      <w:r>
+        <w:drawing>
+          <wp:inline xmlns:a="http://schemas.openxmlformats.org/drawingml/2006/main" xmlns:pic="http://schemas.openxmlformats.org/drawingml/2006/picture">
+            <wp:extent cx="5486400" cy="2957023"/>
+            <wp:docPr id="107" name="Picture 107"/>
+            <wp:cNvGraphicFramePr>
+              <a:graphicFrameLocks noChangeAspect="1"/>
+            </wp:cNvGraphicFramePr>
+            <a:graphic>
+              <a:graphicData uri="http://schemas.openxmlformats.org/drawingml/2006/picture">
+                <pic:pic>
+                  <pic:nvPicPr>
+                    <pic:cNvPr id="0" name="p02_dni_corto.png"/>
+                    <pic:cNvPicPr/>
+                  </pic:nvPicPr>
+                  <pic:blipFill>
+                    <a:blip r:embed="rId25"/>
+                    <a:stretch>
+                      <a:fillRect/>
+                    </a:stretch>
+                  </pic:blipFill>
+                  <pic:spPr>
+                    <a:xfrm>
+                      <a:off x="0" y="0"/>
+                      <a:ext cx="5486400" cy="2957023"/>
+                    </a:xfrm>
+                    <a:prstGeom prst="rect"/>
+                  </pic:spPr>
+                </pic:pic>
+              </a:graphicData>
+            </a:graphic>
+          </wp:inline>
+        </w:drawing>
+      </w:r>
+    </w:p>
+    <w:p>
+      <w:pPr>
+        <w:jc w:val="center"/>
+      </w:pPr>
+      <w:r>
+        <w:rPr>
+          <w:rFonts w:ascii="Times New Roman" w:hAnsi="Times New Roman"/>
+          <w:i/>
+          <w:sz w:val="20"/>
+        </w:rPr>
+        <w:t xml:space="preserve">Figura 18. DNI de 5 dígitos: falla el largo mínimo.</w:t>
+      </w:r>
+    </w:p>
+    <w:p>
+      <w:pPr>
+        <w:pStyle w:val="Heading2"/>
+      </w:pPr>
+      <w:r>
+        <w:t>CP-14 — Nombre con números</w:t>
+      </w:r>
+    </w:p>
+    <w:p>
+      <w:r>
+        <w:rPr>
+          <w:rFonts w:ascii="Times New Roman" w:hAnsi="Times New Roman"/>
+          <w:b/>
+          <w:sz w:val="24"/>
+        </w:rPr>
+        <w:t xml:space="preserve">Precondición: </w:t>
+      </w:r>
+      <w:r>
+        <w:rPr>
+          <w:rFonts w:ascii="Times New Roman" w:hAnsi="Times New Roman"/>
+          <w:sz w:val="24"/>
+        </w:rPr>
+        <w:t xml:space="preserve">ventana de Gestión de Propietarios abierta.</w:t>
+      </w:r>
+    </w:p>
+    <w:p>
+      <w:r>
+        <w:rPr>
+          <w:rFonts w:ascii="Times New Roman" w:hAnsi="Times New Roman"/>
+          <w:b/>
+          <w:sz w:val="24"/>
+        </w:rPr>
+        <w:t xml:space="preserve">Pasos: </w:t>
+      </w:r>
+      <w:r>
+        <w:rPr>
+          <w:rFonts w:ascii="Times New Roman" w:hAnsi="Times New Roman"/>
+          <w:sz w:val="24"/>
+        </w:rPr>
+        <w:t xml:space="preserve">cargar Nombre «Juan1» y el resto válido; presionar Crear.</w:t>
+      </w:r>
+    </w:p>
+    <w:p>
+      <w:r>
+        <w:rPr>
+          <w:rFonts w:ascii="Times New Roman" w:hAnsi="Times New Roman"/>
+          <w:b/>
+          <w:sz w:val="24"/>
+        </w:rPr>
+        <w:t xml:space="preserve">Esperado: </w:t>
+      </w:r>
+      <w:r>
+        <w:rPr>
+          <w:rFonts w:ascii="Times New Roman" w:hAnsi="Times New Roman"/>
+          <w:sz w:val="24"/>
+        </w:rPr>
+        <w:t xml:space="preserve">«Nombre: debe contener solo letras.»</w:t>
+      </w:r>
+    </w:p>
+    <w:p>
+      <w:r>
+        <w:rPr>
+          <w:rFonts w:ascii="Times New Roman" w:hAnsi="Times New Roman"/>
+          <w:b/>
+          <w:sz w:val="24"/>
+        </w:rPr>
+        <w:t xml:space="preserve">Resultado: </w:t>
+      </w:r>
+      <w:r>
+        <w:rPr>
+          <w:rFonts w:ascii="Times New Roman" w:hAnsi="Times New Roman"/>
+          <w:sz w:val="24"/>
+        </w:rPr>
+        <w:t xml:space="preserve">OK. La regla acepta letras con acento y espacios (se probaron «Juan Carlos» y «Pérez» en CP-17), pero no números.</w:t>
+      </w:r>
+    </w:p>
+    <w:p>
+      <w:pPr>
+        <w:jc w:val="center"/>
+      </w:pPr>
+      <w:r>
+        <w:drawing>
+          <wp:inline xmlns:a="http://schemas.openxmlformats.org/drawingml/2006/main" xmlns:pic="http://schemas.openxmlformats.org/drawingml/2006/picture">
+            <wp:extent cx="5486400" cy="3031957"/>
+            <wp:docPr id="108" name="Picture 108"/>
+            <wp:cNvGraphicFramePr>
+              <a:graphicFrameLocks noChangeAspect="1"/>
+            </wp:cNvGraphicFramePr>
+            <a:graphic>
+              <a:graphicData uri="http://schemas.openxmlformats.org/drawingml/2006/picture">
+                <pic:pic>
+                  <pic:nvPicPr>
+                    <pic:cNvPr id="0" name="p03_nombre_con_numeros.png"/>
+                    <pic:cNvPicPr/>
+                  </pic:nvPicPr>
+                  <pic:blipFill>
+                    <a:blip r:embed="rId26"/>
+                    <a:stretch>
+                      <a:fillRect/>
+                    </a:stretch>
+                  </pic:blipFill>
+                  <pic:spPr>
+                    <a:xfrm>
+                      <a:off x="0" y="0"/>
+                      <a:ext cx="5486400" cy="3031957"/>
+                    </a:xfrm>
+                    <a:prstGeom prst="rect"/>
+                  </pic:spPr>
+                </pic:pic>
+              </a:graphicData>
+            </a:graphic>
+          </wp:inline>
+        </w:drawing>
+      </w:r>
+    </w:p>
+    <w:p>
+      <w:pPr>
+        <w:jc w:val="center"/>
+      </w:pPr>
+      <w:r>
+        <w:rPr>
+          <w:rFonts w:ascii="Times New Roman" w:hAnsi="Times New Roman"/>
+          <w:i/>
+          <w:sz w:val="20"/>
+        </w:rPr>
+        <w:t xml:space="preserve">Figura 19. Nombre con un número al final.</w:t>
+      </w:r>
+    </w:p>
+    <w:p>
+      <w:pPr>
+        <w:pStyle w:val="Heading2"/>
+      </w:pPr>
+      <w:r>
+        <w:t>CP-15 — Teléfono con guiones</w:t>
+      </w:r>
+    </w:p>
+    <w:p>
+      <w:r>
+        <w:rPr>
+          <w:rFonts w:ascii="Times New Roman" w:hAnsi="Times New Roman"/>
+          <w:b/>
+          <w:sz w:val="24"/>
+        </w:rPr>
+        <w:t xml:space="preserve">Precondición: </w:t>
+      </w:r>
+      <w:r>
+        <w:rPr>
+          <w:rFonts w:ascii="Times New Roman" w:hAnsi="Times New Roman"/>
+          <w:sz w:val="24"/>
+        </w:rPr>
+        <w:t xml:space="preserve">ventana de Gestión de Propietarios abierta.</w:t>
+      </w:r>
+    </w:p>
+    <w:p>
+      <w:r>
+        <w:rPr>
+          <w:rFonts w:ascii="Times New Roman" w:hAnsi="Times New Roman"/>
+          <w:b/>
+          <w:sz w:val="24"/>
+        </w:rPr>
+        <w:t xml:space="preserve">Pasos: </w:t>
+      </w:r>
+      <w:r>
+        <w:rPr>
+          <w:rFonts w:ascii="Times New Roman" w:hAnsi="Times New Roman"/>
+          <w:sz w:val="24"/>
+        </w:rPr>
+        <w:t xml:space="preserve">cargar Teléfono «341-555-1234» y el resto válido; presionar Crear.</w:t>
+      </w:r>
+    </w:p>
+    <w:p>
+      <w:r>
+        <w:rPr>
+          <w:rFonts w:ascii="Times New Roman" w:hAnsi="Times New Roman"/>
+          <w:b/>
+          <w:sz w:val="24"/>
+        </w:rPr>
+        <w:t xml:space="preserve">Esperado: </w:t>
+      </w:r>
+      <w:r>
+        <w:rPr>
+          <w:rFonts w:ascii="Times New Roman" w:hAnsi="Times New Roman"/>
+          <w:sz w:val="24"/>
+        </w:rPr>
+        <w:t xml:space="preserve">«Teléfono: solo números, entre 8 y 15 dígitos (sin guiones ni espacios).»</w:t>
+      </w:r>
+    </w:p>
+    <w:p>
+      <w:r>
+        <w:rPr>
+          <w:rFonts w:ascii="Times New Roman" w:hAnsi="Times New Roman"/>
+          <w:b/>
+          <w:sz w:val="24"/>
+        </w:rPr>
+        <w:t xml:space="preserve">Resultado: </w:t>
+      </w:r>
+      <w:r>
+        <w:rPr>
+          <w:rFonts w:ascii="Times New Roman" w:hAnsi="Times New Roman"/>
+          <w:sz w:val="24"/>
+        </w:rPr>
+        <w:t xml:space="preserve">OK.</w:t>
+      </w:r>
+    </w:p>
+    <w:p>
+      <w:pPr>
+        <w:jc w:val="center"/>
+      </w:pPr>
+      <w:r>
+        <w:drawing>
+          <wp:inline xmlns:a="http://schemas.openxmlformats.org/drawingml/2006/main" xmlns:pic="http://schemas.openxmlformats.org/drawingml/2006/picture">
+            <wp:extent cx="5486400" cy="2752910"/>
+            <wp:docPr id="109" name="Picture 109"/>
+            <wp:cNvGraphicFramePr>
+              <a:graphicFrameLocks noChangeAspect="1"/>
+            </wp:cNvGraphicFramePr>
+            <a:graphic>
+              <a:graphicData uri="http://schemas.openxmlformats.org/drawingml/2006/picture">
+                <pic:pic>
+                  <pic:nvPicPr>
+                    <pic:cNvPr id="0" name="p04_telefono_guiones.png"/>
+                    <pic:cNvPicPr/>
+                  </pic:nvPicPr>
+                  <pic:blipFill>
+                    <a:blip r:embed="rId27"/>
+                    <a:stretch>
+                      <a:fillRect/>
+                    </a:stretch>
+                  </pic:blipFill>
+                  <pic:spPr>
+                    <a:xfrm>
+                      <a:off x="0" y="0"/>
+                      <a:ext cx="5486400" cy="2752910"/>
+                    </a:xfrm>
+                    <a:prstGeom prst="rect"/>
+                  </pic:spPr>
+                </pic:pic>
+              </a:graphicData>
+            </a:graphic>
+          </wp:inline>
+        </w:drawing>
+      </w:r>
+    </w:p>
+    <w:p>
+      <w:pPr>
+        <w:jc w:val="center"/>
+      </w:pPr>
+      <w:r>
+        <w:rPr>
+          <w:rFonts w:ascii="Times New Roman" w:hAnsi="Times New Roman"/>
+          <w:i/>
+          <w:sz w:val="20"/>
+        </w:rPr>
+        <w:t xml:space="preserve">Figura 20. Teléfono con guiones separadores.</w:t>
+      </w:r>
+    </w:p>
+    <w:p>
+      <w:pPr>
+        <w:pStyle w:val="Heading2"/>
+      </w:pPr>
+      <w:r>
+        <w:t>CP-16 — Alta válida de propietario</w:t>
+      </w:r>
+    </w:p>
+    <w:p>
+      <w:r>
+        <w:rPr>
+          <w:rFonts w:ascii="Times New Roman" w:hAnsi="Times New Roman"/>
+          <w:b/>
+          <w:sz w:val="24"/>
+        </w:rPr>
+        <w:t xml:space="preserve">Precondición: </w:t>
+      </w:r>
+      <w:r>
+        <w:rPr>
+          <w:rFonts w:ascii="Times New Roman" w:hAnsi="Times New Roman"/>
+          <w:sz w:val="24"/>
+        </w:rPr>
+        <w:t xml:space="preserve">ventana de Gestión de Propietarios abierta.</w:t>
+      </w:r>
+    </w:p>
+    <w:p>
+      <w:r>
+        <w:rPr>
+          <w:rFonts w:ascii="Times New Roman" w:hAnsi="Times New Roman"/>
+          <w:b/>
+          <w:sz w:val="24"/>
+        </w:rPr>
+        <w:t xml:space="preserve">Pasos: </w:t>
+      </w:r>
+      <w:r>
+        <w:rPr>
+          <w:rFonts w:ascii="Times New Roman" w:hAnsi="Times New Roman"/>
+          <w:sz w:val="24"/>
+        </w:rPr>
+        <w:t xml:space="preserve">cargar 35111222 / Ana / Gómez / 3415559876; presionar Crear.</w:t>
+      </w:r>
+    </w:p>
+    <w:p>
+      <w:r>
+        <w:rPr>
+          <w:rFonts w:ascii="Times New Roman" w:hAnsi="Times New Roman"/>
+          <w:b/>
+          <w:sz w:val="24"/>
+        </w:rPr>
+        <w:t xml:space="preserve">Esperado: </w:t>
+      </w:r>
+      <w:r>
+        <w:rPr>
+          <w:rFonts w:ascii="Times New Roman" w:hAnsi="Times New Roman"/>
+          <w:sz w:val="24"/>
+        </w:rPr>
+        <w:t xml:space="preserve">no aparece ningún cartel, la fila se agrega y el formulario se limpia.</w:t>
+      </w:r>
+    </w:p>
+    <w:p>
+      <w:r>
+        <w:rPr>
+          <w:rFonts w:ascii="Times New Roman" w:hAnsi="Times New Roman"/>
+          <w:b/>
+          <w:sz w:val="24"/>
+        </w:rPr>
+        <w:t xml:space="preserve">Resultado: </w:t>
+      </w:r>
+      <w:r>
+        <w:rPr>
+          <w:rFonts w:ascii="Times New Roman" w:hAnsi="Times New Roman"/>
+          <w:sz w:val="24"/>
+        </w:rPr>
+        <w:t xml:space="preserve">OK.</w:t>
+      </w:r>
+    </w:p>
+    <w:p>
+      <w:pPr>
+        <w:jc w:val="center"/>
+      </w:pPr>
+      <w:r>
+        <w:drawing>
+          <wp:inline xmlns:a="http://schemas.openxmlformats.org/drawingml/2006/main" xmlns:pic="http://schemas.openxmlformats.org/drawingml/2006/picture">
+            <wp:extent cx="5486400" cy="4215160"/>
+            <wp:docPr id="110" name="Picture 110"/>
+            <wp:cNvGraphicFramePr>
+              <a:graphicFrameLocks noChangeAspect="1"/>
+            </wp:cNvGraphicFramePr>
+            <a:graphic>
+              <a:graphicData uri="http://schemas.openxmlformats.org/drawingml/2006/picture">
+                <pic:pic>
+                  <pic:nvPicPr>
+                    <pic:cNvPr id="0" name="p05_propietario_valido.png"/>
+                    <pic:cNvPicPr/>
+                  </pic:nvPicPr>
+                  <pic:blipFill>
+                    <a:blip r:embed="rId28"/>
+                    <a:stretch>
+                      <a:fillRect/>
+                    </a:stretch>
+                  </pic:blipFill>
+                  <pic:spPr>
+                    <a:xfrm>
+                      <a:off x="0" y="0"/>
+                      <a:ext cx="5486400" cy="4215160"/>
+                    </a:xfrm>
+                    <a:prstGeom prst="rect"/>
+                  </pic:spPr>
+                </pic:pic>
+              </a:graphicData>
+            </a:graphic>
+          </wp:inline>
+        </w:drawing>
+      </w:r>
+    </w:p>
+    <w:p>
+      <w:pPr>
+        <w:jc w:val="center"/>
+      </w:pPr>
+      <w:r>
+        <w:rPr>
+          <w:rFonts w:ascii="Times New Roman" w:hAnsi="Times New Roman"/>
+          <w:i/>
+          <w:sz w:val="20"/>
+        </w:rPr>
+        <w:t xml:space="preserve">Figura 21. Alta correcta de propietario, con apellido acentuado.</w:t>
+      </w:r>
+    </w:p>
+    <w:p>
+      <w:pPr>
+        <w:pStyle w:val="Heading2"/>
+      </w:pPr>
+      <w:r>
+        <w:t>CP-17 — Pruebas automáticas del motor de validación</w:t>
+      </w:r>
+    </w:p>
+    <w:p>
+      <w:r>
+        <w:rPr>
+          <w:rFonts w:ascii="Times New Roman" w:hAnsi="Times New Roman"/>
+          <w:b/>
+          <w:sz w:val="24"/>
+        </w:rPr>
+        <w:t xml:space="preserve">Objetivo: </w:t>
+      </w:r>
+      <w:r>
+        <w:rPr>
+          <w:rFonts w:ascii="Times New Roman" w:hAnsi="Times New Roman"/>
+          <w:sz w:val="24"/>
+        </w:rPr>
+        <w:t xml:space="preserve">probar las reglas sin depender de abrir ventanas y hacer clic, para poder repetir todo el juego de pruebas en segundos cada vez que se toca una regla.</w:t>
+      </w:r>
+    </w:p>
+    <w:p>
+      <w:r>
+        <w:rPr>
+          <w:rFonts w:ascii="Times New Roman" w:hAnsi="Times New Roman"/>
+          <w:b/>
+          <w:sz w:val="24"/>
+        </w:rPr>
+        <w:t xml:space="preserve">Cómo se corre: </w:t>
+      </w:r>
+      <w:r>
+        <w:rPr>
+          <w:rFonts w:ascii="Times New Roman" w:hAnsi="Times New Roman"/>
+          <w:sz w:val="24"/>
+        </w:rPr>
+        <w:t xml:space="preserve">python probar-validaciones.py (se le agrega --resumen para ver solo el total de cada sección). El script importa entidades.py y validaciones.py; no abre ninguna ventana ni escribe en la base de datos.</w:t>
+      </w:r>
+    </w:p>
+    <w:p>
+      <w:r>
+        <w:rPr>
+          <w:rFonts w:ascii="Times New Roman" w:hAnsi="Times New Roman"/>
+          <w:b/>
+          <w:sz w:val="24"/>
+        </w:rPr>
+        <w:t xml:space="preserve">Qué cubre: </w:t>
+      </w:r>
+      <w:r>
+        <w:rPr>
+          <w:rFonts w:ascii="Times New Roman" w:hAnsi="Times New Roman"/>
+          <w:sz w:val="24"/>
+        </w:rPr>
+        <w:t xml:space="preserve">40 casos repartidos en 9 secciones: que las claves del diccionario coincidan con los campos del formulario, casos válidos, obligatoriedad, tipo de dato, largo, rango numérico, elección del mensaje (propio o automático), comportamiento por defecto, y que se informen todos los errores y no solo el primero.</w:t>
+      </w:r>
+    </w:p>
+    <w:p>
+      <w:r>
+        <w:rPr>
+          <w:rFonts w:ascii="Times New Roman" w:hAnsi="Times New Roman"/>
+          <w:b/>
+          <w:sz w:val="24"/>
+        </w:rPr>
+        <w:t xml:space="preserve">Resultado: </w:t>
+      </w:r>
+      <w:r>
+        <w:rPr>
+          <w:rFonts w:ascii="Times New Roman" w:hAnsi="Times New Roman"/>
+          <w:sz w:val="24"/>
+        </w:rPr>
+        <w:t xml:space="preserve">40 pruebas: 40 OK / 0 fallidas.</w:t>
+      </w:r>
+    </w:p>
+    <w:p>
+      <w:pPr>
+        <w:jc w:val="center"/>
+      </w:pPr>
+      <w:r>
+        <w:drawing>
+          <wp:inline xmlns:a="http://schemas.openxmlformats.org/drawingml/2006/main" xmlns:pic="http://schemas.openxmlformats.org/drawingml/2006/picture">
+            <wp:extent cx="5486400" cy="2201187"/>
+            <wp:docPr id="111" name="Picture 111"/>
+            <wp:cNvGraphicFramePr>
+              <a:graphicFrameLocks noChangeAspect="1"/>
+            </wp:cNvGraphicFramePr>
+            <a:graphic>
+              <a:graphicData uri="http://schemas.openxmlformats.org/drawingml/2006/picture">
+                <pic:pic>
+                  <pic:nvPicPr>
+                    <pic:cNvPr id="0" name="z_pruebas_automaticas.png"/>
+                    <pic:cNvPicPr/>
+                  </pic:nvPicPr>
+                  <pic:blipFill>
+                    <a:blip r:embed="rId29"/>
+                    <a:stretch>
+                      <a:fillRect/>
+                    </a:stretch>
+                  </pic:blipFill>
+                  <pic:spPr>
+                    <a:xfrm>
+                      <a:off x="0" y="0"/>
+                      <a:ext cx="5486400" cy="2201187"/>
+                    </a:xfrm>
+                    <a:prstGeom prst="rect"/>
+                  </pic:spPr>
+                </pic:pic>
+              </a:graphicData>
+            </a:graphic>
+          </wp:inline>
+        </w:drawing>
+      </w:r>
+    </w:p>
+    <w:p>
+      <w:pPr>
+        <w:jc w:val="center"/>
+      </w:pPr>
+      <w:r>
+        <w:rPr>
+          <w:rFonts w:ascii="Times New Roman" w:hAnsi="Times New Roman"/>
+          <w:i/>
+          <w:sz w:val="20"/>
+        </w:rPr>
+        <w:t xml:space="preserve">Figura 22. Salida de las pruebas automáticas del motor de validación.</w:t>
+      </w:r>
+    </w:p>
+    <w:p>
+      <w:pPr>
+        <w:pStyle w:val="Heading2"/>
+      </w:pPr>
+      <w:r>
         <w:t>Anexo — Prueba con datos reales</w:t>
       </w:r>
     </w:p>
@@ -1234,6 +3532,23 @@
       </w:r>
     </w:p>
     <w:p>
+      <w:r>
+        <w:rPr>
+          <w:rFonts w:ascii="Times New Roman" w:hAnsi="Times New Roman"/>
+          <w:b/>
+          <w:sz w:val="24"/>
+        </w:rPr>
+        <w:t xml:space="preserve">Actualización (22/09/2026): </w:t>
+      </w:r>
+      <w:r>
+        <w:rPr>
+          <w:rFonts w:ascii="Times New Roman" w:hAnsi="Times New Roman"/>
+          <w:sz w:val="24"/>
+        </w:rPr>
+        <w:t xml:space="preserve">esta limitación ya no aplica. Desde que se incorporó basedatos.py con la clase RepositorioSQLite, los datos se guardan en un archivo datos.db (SQLite) que el programa crea en su misma carpeta, y siguen estando al volver a abrirlo. Se deja el texto original para dejar asentado qué cambió y cuándo. Lo que sí sigue pendiente es la clave foránea que relacione cada vehículo con su propietario; y conviene aclarar que toda copia recién descargada del repositorio arranca con la tabla vacía, porque el archivo .gitignore excluye los archivos *.db y la base no se sube.</w:t>
+      </w:r>
+    </w:p>
+    <w:p>
       <w:pPr>
         <w:pStyle w:val="Heading2"/>
       </w:pPr>
@@ -1248,6 +3563,15 @@
           <w:sz w:val="24"/>
         </w:rPr>
         <w:t>10 corridas (2 entidades × 5 casos) — todas OK, con evidencia fotográfica real.</w:t>
+      </w:r>
+    </w:p>
+    <w:p>
+      <w:r>
+        <w:rPr>
+          <w:rFonts w:ascii="Times New Roman" w:hAnsi="Times New Roman"/>
+          <w:sz w:val="24"/>
+        </w:rPr>
+        <w:t xml:space="preserve">Con las validaciones por diccionario se agregaron 11 casos manuales (CP-06 a CP-16), cada uno con su captura, y 40 pruebas automáticas (CP-17). Total: 21 corridas manuales y 40 automáticas, todas OK.</w:t>
       </w:r>
     </w:p>
     <w:p>
@@ -1272,7 +3596,22 @@
           <w:rFonts w:ascii="Times New Roman" w:hAnsi="Times New Roman"/>
           <w:sz w:val="24"/>
         </w:rPr>
-        <w:t>Python Software Foundation. (2024). tkinter — Python interface to Tcl/Tk. Python 3 documentation. https://docs.python.org/3/library/tkinter.html</w:t>
+        <w:t xml:space="preserve">American Psychological Association. (2020). </w:t>
+      </w:r>
+      <w:r>
+        <w:rPr>
+          <w:rFonts w:ascii="Times New Roman" w:hAnsi="Times New Roman"/>
+          <w:i/>
+          <w:sz w:val="24"/>
+        </w:rPr>
+        <w:t xml:space="preserve">Publication manual of the American Psychological Association</w:t>
+      </w:r>
+      <w:r>
+        <w:rPr>
+          <w:rFonts w:ascii="Times New Roman" w:hAnsi="Times New Roman"/>
+          <w:sz w:val="24"/>
+        </w:rPr>
+        <w:t xml:space="preserve"> (7th ed.). https://doi.org/10.1037/0000165-000</w:t>
       </w:r>
     </w:p>
     <w:p>
@@ -1284,7 +3623,130 @@
           <w:rFonts w:ascii="Times New Roman" w:hAnsi="Times New Roman"/>
           <w:sz w:val="24"/>
         </w:rPr>
-        <w:t>American Psychological Association. (2020). Publication manual of the American Psychological Association (7th ed.). https://doi.org/10.1037/0000165-000</w:t>
+        <w:t xml:space="preserve">Python Software Foundation. (2024). </w:t>
+      </w:r>
+      <w:r>
+        <w:rPr>
+          <w:rFonts w:ascii="Times New Roman" w:hAnsi="Times New Roman"/>
+          <w:i/>
+          <w:sz w:val="24"/>
+        </w:rPr>
+        <w:t xml:space="preserve">Built-in types</w:t>
+      </w:r>
+      <w:r>
+        <w:rPr>
+          <w:rFonts w:ascii="Times New Roman" w:hAnsi="Times New Roman"/>
+          <w:sz w:val="24"/>
+        </w:rPr>
+        <w:t xml:space="preserve">. Python 3 documentation. https://docs.python.org/3/library/stdtypes.html</w:t>
+      </w:r>
+    </w:p>
+    <w:p>
+      <w:pPr>
+        <w:ind w:left="720" w:hanging="720"/>
+      </w:pPr>
+      <w:r>
+        <w:rPr>
+          <w:rFonts w:ascii="Times New Roman" w:hAnsi="Times New Roman"/>
+          <w:sz w:val="24"/>
+        </w:rPr>
+        <w:t xml:space="preserve">Python Software Foundation. (2024). </w:t>
+      </w:r>
+      <w:r>
+        <w:rPr>
+          <w:rFonts w:ascii="Times New Roman" w:hAnsi="Times New Roman"/>
+          <w:i/>
+          <w:sz w:val="24"/>
+        </w:rPr>
+        <w:t xml:space="preserve">Data structures — Dictionaries</w:t>
+      </w:r>
+      <w:r>
+        <w:rPr>
+          <w:rFonts w:ascii="Times New Roman" w:hAnsi="Times New Roman"/>
+          <w:sz w:val="24"/>
+        </w:rPr>
+        <w:t xml:space="preserve">. Python 3 documentation. https://docs.python.org/3/tutorial/datastructures.html#dictionaries</w:t>
+      </w:r>
+    </w:p>
+    <w:p>
+      <w:pPr>
+        <w:ind w:left="720" w:hanging="720"/>
+      </w:pPr>
+      <w:r>
+        <w:rPr>
+          <w:rFonts w:ascii="Times New Roman" w:hAnsi="Times New Roman"/>
+          <w:sz w:val="24"/>
+        </w:rPr>
+        <w:t xml:space="preserve">Python Software Foundation. (2024). </w:t>
+      </w:r>
+      <w:r>
+        <w:rPr>
+          <w:rFonts w:ascii="Times New Roman" w:hAnsi="Times New Roman"/>
+          <w:i/>
+          <w:sz w:val="24"/>
+        </w:rPr>
+        <w:t xml:space="preserve">sqlite3 — DB-API 2.0 interface for SQLite databases</w:t>
+      </w:r>
+      <w:r>
+        <w:rPr>
+          <w:rFonts w:ascii="Times New Roman" w:hAnsi="Times New Roman"/>
+          <w:sz w:val="24"/>
+        </w:rPr>
+        <w:t xml:space="preserve">. Python 3 documentation. https://docs.python.org/3/library/sqlite3.html</w:t>
+      </w:r>
+    </w:p>
+    <w:p>
+      <w:pPr>
+        <w:ind w:left="720" w:hanging="720"/>
+      </w:pPr>
+      <w:r>
+        <w:rPr>
+          <w:rFonts w:ascii="Times New Roman" w:hAnsi="Times New Roman"/>
+          <w:sz w:val="24"/>
+        </w:rPr>
+        <w:t xml:space="preserve">Python Software Foundation. (2024). </w:t>
+      </w:r>
+      <w:r>
+        <w:rPr>
+          <w:rFonts w:ascii="Times New Roman" w:hAnsi="Times New Roman"/>
+          <w:i/>
+          <w:sz w:val="24"/>
+        </w:rPr>
+        <w:t xml:space="preserve">tkinter — Python interface to Tcl/Tk</w:t>
+      </w:r>
+      <w:r>
+        <w:rPr>
+          <w:rFonts w:ascii="Times New Roman" w:hAnsi="Times New Roman"/>
+          <w:sz w:val="24"/>
+        </w:rPr>
+        <w:t xml:space="preserve">. Python 3 documentation. https://docs.python.org/3/library/tkinter.html</w:t>
+      </w:r>
+    </w:p>
+    <w:p>
+      <w:pPr>
+        <w:ind w:left="720" w:hanging="720"/>
+      </w:pPr>
+      <w:r>
+        <w:rPr>
+          <w:rFonts w:ascii="Times New Roman" w:hAnsi="Times New Roman"/>
+          <w:sz w:val="24"/>
+        </w:rPr>
+        <w:t xml:space="preserve">Python Software Foundation. (2024). </w:t>
+      </w:r>
+      <w:r>
+        <w:rPr>
+          <w:rFonts w:ascii="Times New Roman" w:hAnsi="Times New Roman"/>
+          <w:i/>
+          <w:sz w:val="24"/>
+        </w:rPr>
+        <w:t xml:space="preserve">tkinter.messagebox — Tkinter message prompts</w:t>
+      </w:r>
+      <w:r>
+        <w:rPr>
+          <w:rFonts w:ascii="Times New Roman" w:hAnsi="Times New Roman"/>
+          <w:sz w:val="24"/>
+        </w:rPr>
+        <w:t xml:space="preserve">. Python 3 documentation. https://docs.python.org/3/library/tkinter.messagebox.html</w:t>
       </w:r>
     </w:p>
     <w:sectPr>

--- a/Plan_de_Pruebas.docx
+++ b/Plan_de_Pruebas.docx
@@ -3342,6 +3342,23 @@
       </w:r>
     </w:p>
     <w:p>
+      <w:r>
+        <w:rPr>
+          <w:rFonts w:ascii="Times New Roman" w:hAnsi="Times New Roman"/>
+          <w:b/>
+          <w:sz w:val="24"/>
+        </w:rPr>
+        <w:t xml:space="preserve">Aclaración: </w:t>
+      </w:r>
+      <w:r>
+        <w:rPr>
+          <w:rFonts w:ascii="Times New Roman" w:hAnsi="Times New Roman"/>
+          <w:sz w:val="24"/>
+        </w:rPr>
+        <w:t xml:space="preserve">el script probar-validaciones.py fue una herramienta auxiliar de desarrollo y no forma parte de la entrega: se quitó del repositorio para que queden únicamente los cinco archivos del programa. La corrida que documenta la figura es real y se hizo sobre esta misma versión del código; el script se conserva fuera del repositorio para poder repetirla.</w:t>
+      </w:r>
+    </w:p>
+    <w:p>
       <w:pPr>
         <w:jc w:val="center"/>
       </w:pPr>

--- a/Plan_de_Pruebas.docx
+++ b/Plan_de_Pruebas.docx
@@ -377,7 +377,7 @@
           <w:rFonts w:ascii="Times New Roman" w:hAnsi="Times New Roman"/>
           <w:sz w:val="24"/>
         </w:rPr>
-        <w:t xml:space="preserve">1.18. CP-17 — Pruebas automáticas del motor de validación</w:t>
+        <w:t>1.18. Anexo — Prueba con datos reales</w:t>
       </w:r>
     </w:p>
     <w:p>
@@ -389,7 +389,7 @@
           <w:rFonts w:ascii="Times New Roman" w:hAnsi="Times New Roman"/>
           <w:sz w:val="24"/>
         </w:rPr>
-        <w:t>1.19. Anexo — Prueba con datos reales</w:t>
+        <w:t>1.19. Limitación conocida</w:t>
       </w:r>
     </w:p>
     <w:p>
@@ -401,19 +401,7 @@
           <w:rFonts w:ascii="Times New Roman" w:hAnsi="Times New Roman"/>
           <w:sz w:val="24"/>
         </w:rPr>
-        <w:t>1.20. Limitación conocida</w:t>
-      </w:r>
-    </w:p>
-    <w:p>
-      <w:pPr>
-        <w:ind w:left="340"/>
-      </w:pPr>
-      <w:r>
-        <w:rPr>
-          <w:rFonts w:ascii="Times New Roman" w:hAnsi="Times New Roman"/>
-          <w:sz w:val="24"/>
-        </w:rPr>
-        <w:t>1.21. Resumen</w:t>
+        <w:t>1.20. Resumen</w:t>
       </w:r>
     </w:p>
     <w:p>
@@ -2314,7 +2302,7 @@
           <w:rFonts w:ascii="Times New Roman" w:hAnsi="Times New Roman"/>
           <w:sz w:val="24"/>
         </w:rPr>
-        <w:t xml:space="preserve">OK. En las pruebas automáticas (CP-17) también se verificaron los bordes: 1899 se rechaza, 1900 y 2026 se aceptan, 2027 se rechaza.</w:t>
+        <w:t xml:space="preserve">OK. También se verificaron los bordes del rango: 1899 se rechaza, 1900 y 2026 se aceptan, 2027 se rechaza.</w:t>
       </w:r>
     </w:p>
     <w:p>
@@ -2954,7 +2942,7 @@
           <w:rFonts w:ascii="Times New Roman" w:hAnsi="Times New Roman"/>
           <w:sz w:val="24"/>
         </w:rPr>
-        <w:t xml:space="preserve">OK. La regla acepta letras con acento y espacios (se probaron «Juan Carlos» y «Pérez» en CP-17), pero no números.</w:t>
+        <w:t xml:space="preserve">OK. La regla acepta letras con acento y espacios (se probaron «Juan Carlos» y «Pérez»), pero no números.</w:t>
       </w:r>
     </w:p>
     <w:p>
@@ -3270,151 +3258,6 @@
         <w:pStyle w:val="Heading2"/>
       </w:pPr>
       <w:r>
-        <w:t>CP-17 — Pruebas automáticas del motor de validación</w:t>
-      </w:r>
-    </w:p>
-    <w:p>
-      <w:r>
-        <w:rPr>
-          <w:rFonts w:ascii="Times New Roman" w:hAnsi="Times New Roman"/>
-          <w:b/>
-          <w:sz w:val="24"/>
-        </w:rPr>
-        <w:t xml:space="preserve">Objetivo: </w:t>
-      </w:r>
-      <w:r>
-        <w:rPr>
-          <w:rFonts w:ascii="Times New Roman" w:hAnsi="Times New Roman"/>
-          <w:sz w:val="24"/>
-        </w:rPr>
-        <w:t xml:space="preserve">probar las reglas sin depender de abrir ventanas y hacer clic, para poder repetir todo el juego de pruebas en segundos cada vez que se toca una regla.</w:t>
-      </w:r>
-    </w:p>
-    <w:p>
-      <w:r>
-        <w:rPr>
-          <w:rFonts w:ascii="Times New Roman" w:hAnsi="Times New Roman"/>
-          <w:b/>
-          <w:sz w:val="24"/>
-        </w:rPr>
-        <w:t xml:space="preserve">Cómo se corre: </w:t>
-      </w:r>
-      <w:r>
-        <w:rPr>
-          <w:rFonts w:ascii="Times New Roman" w:hAnsi="Times New Roman"/>
-          <w:sz w:val="24"/>
-        </w:rPr>
-        <w:t xml:space="preserve">python probar-validaciones.py (se le agrega --resumen para ver solo el total de cada sección). El script importa entidades.py y validaciones.py; no abre ninguna ventana ni escribe en la base de datos.</w:t>
-      </w:r>
-    </w:p>
-    <w:p>
-      <w:r>
-        <w:rPr>
-          <w:rFonts w:ascii="Times New Roman" w:hAnsi="Times New Roman"/>
-          <w:b/>
-          <w:sz w:val="24"/>
-        </w:rPr>
-        <w:t xml:space="preserve">Qué cubre: </w:t>
-      </w:r>
-      <w:r>
-        <w:rPr>
-          <w:rFonts w:ascii="Times New Roman" w:hAnsi="Times New Roman"/>
-          <w:sz w:val="24"/>
-        </w:rPr>
-        <w:t xml:space="preserve">40 casos repartidos en 9 secciones: que las claves del diccionario coincidan con los campos del formulario, casos válidos, obligatoriedad, tipo de dato, largo, rango numérico, elección del mensaje (propio o automático), comportamiento por defecto, y que se informen todos los errores y no solo el primero.</w:t>
-      </w:r>
-    </w:p>
-    <w:p>
-      <w:r>
-        <w:rPr>
-          <w:rFonts w:ascii="Times New Roman" w:hAnsi="Times New Roman"/>
-          <w:b/>
-          <w:sz w:val="24"/>
-        </w:rPr>
-        <w:t xml:space="preserve">Resultado: </w:t>
-      </w:r>
-      <w:r>
-        <w:rPr>
-          <w:rFonts w:ascii="Times New Roman" w:hAnsi="Times New Roman"/>
-          <w:sz w:val="24"/>
-        </w:rPr>
-        <w:t xml:space="preserve">40 pruebas: 40 OK / 0 fallidas.</w:t>
-      </w:r>
-    </w:p>
-    <w:p>
-      <w:r>
-        <w:rPr>
-          <w:rFonts w:ascii="Times New Roman" w:hAnsi="Times New Roman"/>
-          <w:b/>
-          <w:sz w:val="24"/>
-        </w:rPr>
-        <w:t xml:space="preserve">Aclaración: </w:t>
-      </w:r>
-      <w:r>
-        <w:rPr>
-          <w:rFonts w:ascii="Times New Roman" w:hAnsi="Times New Roman"/>
-          <w:sz w:val="24"/>
-        </w:rPr>
-        <w:t xml:space="preserve">el script probar-validaciones.py fue una herramienta auxiliar de desarrollo y no forma parte de la entrega: se quitó del repositorio para que queden únicamente los cinco archivos del programa. La corrida que documenta la figura es real y se hizo sobre esta misma versión del código; el script se conserva fuera del repositorio para poder repetirla.</w:t>
-      </w:r>
-    </w:p>
-    <w:p>
-      <w:pPr>
-        <w:jc w:val="center"/>
-      </w:pPr>
-      <w:r>
-        <w:drawing>
-          <wp:inline xmlns:a="http://schemas.openxmlformats.org/drawingml/2006/main" xmlns:pic="http://schemas.openxmlformats.org/drawingml/2006/picture">
-            <wp:extent cx="5486400" cy="2201187"/>
-            <wp:docPr id="111" name="Picture 111"/>
-            <wp:cNvGraphicFramePr>
-              <a:graphicFrameLocks noChangeAspect="1"/>
-            </wp:cNvGraphicFramePr>
-            <a:graphic>
-              <a:graphicData uri="http://schemas.openxmlformats.org/drawingml/2006/picture">
-                <pic:pic>
-                  <pic:nvPicPr>
-                    <pic:cNvPr id="0" name="z_pruebas_automaticas.png"/>
-                    <pic:cNvPicPr/>
-                  </pic:nvPicPr>
-                  <pic:blipFill>
-                    <a:blip r:embed="rId29"/>
-                    <a:stretch>
-                      <a:fillRect/>
-                    </a:stretch>
-                  </pic:blipFill>
-                  <pic:spPr>
-                    <a:xfrm>
-                      <a:off x="0" y="0"/>
-                      <a:ext cx="5486400" cy="2201187"/>
-                    </a:xfrm>
-                    <a:prstGeom prst="rect"/>
-                  </pic:spPr>
-                </pic:pic>
-              </a:graphicData>
-            </a:graphic>
-          </wp:inline>
-        </w:drawing>
-      </w:r>
-    </w:p>
-    <w:p>
-      <w:pPr>
-        <w:jc w:val="center"/>
-      </w:pPr>
-      <w:r>
-        <w:rPr>
-          <w:rFonts w:ascii="Times New Roman" w:hAnsi="Times New Roman"/>
-          <w:i/>
-          <w:sz w:val="20"/>
-        </w:rPr>
-        <w:t xml:space="preserve">Figura 22. Salida de las pruebas automáticas del motor de validación.</w:t>
-      </w:r>
-    </w:p>
-    <w:p>
-      <w:pPr>
-        <w:pStyle w:val="Heading2"/>
-      </w:pPr>
-      <w:r>
         <w:t>Anexo — Prueba con datos reales</w:t>
       </w:r>
     </w:p>
@@ -3588,7 +3431,7 @@
           <w:rFonts w:ascii="Times New Roman" w:hAnsi="Times New Roman"/>
           <w:sz w:val="24"/>
         </w:rPr>
-        <w:t xml:space="preserve">Con las validaciones por diccionario se agregaron 11 casos manuales (CP-06 a CP-16), cada uno con su captura, y 40 pruebas automáticas (CP-17). Total: 21 corridas manuales y 40 automáticas, todas OK.</w:t>
+        <w:t xml:space="preserve">Con las validaciones por diccionario se agregaron 11 casos manuales (CP-06 a CP-16), cada uno con su captura. Total: 21 corridas manuales, todas OK.</w:t>
       </w:r>
     </w:p>
     <w:p>
